--- a/lessons/9-1/downloads/reveal/9.1-session-1-practice-form-b.docx
+++ b/lessons/9-1/downloads/reveal/9.1-session-1-practice-form-b.docx
@@ -15,7 +15,7 @@
         <w:rPr>
           <w:rFonts w:ascii="Avenir Next" w:hAnsi="Avenir Next" w:cs="Avenir Next" w:eastAsia="Avenir Next"/>
           <w:color w:val="1A1A1A"/>
-          <w:sz w:val="20"/>
+          <w:sz w:val="22"/>
           <w:szCs w:val="20"/>
         </w:rPr>
         <w:t xml:space="preserve">Name</w:t>
@@ -33,7 +33,7 @@
         <w:rPr>
           <w:rFonts w:ascii="Avenir Next" w:hAnsi="Avenir Next" w:cs="Avenir Next" w:eastAsia="Avenir Next"/>
           <w:color w:val="1A1A1A"/>
-          <w:sz w:val="20"/>
+          <w:sz w:val="22"/>
           <w:szCs w:val="20"/>
         </w:rPr>
         <w:t xml:space="preserve">   Date</w:t>
@@ -51,7 +51,7 @@
         <w:rPr>
           <w:rFonts w:ascii="Avenir Next" w:hAnsi="Avenir Next" w:cs="Avenir Next" w:eastAsia="Avenir Next"/>
           <w:color w:val="1A1A1A"/>
-          <w:sz w:val="20"/>
+          <w:sz w:val="22"/>
           <w:szCs w:val="20"/>
         </w:rPr>
         <w:t xml:space="preserve">   Period</w:t>
@@ -78,7 +78,7 @@
           <w:caps/>
           <w:color w:val="003A70"/>
           <w:spacing w:val="12"/>
-          <w:sz w:val="19"/>
+          <w:sz w:val="22"/>
           <w:szCs w:val="19"/>
         </w:rPr>
         <w:t xml:space="preserve">Lesson 9-1  ·  Session 1  ·  Practice  ·  Form B</w:t>
@@ -86,6 +86,7 @@
     </w:p>
     <w:p>
       <w:pPr>
+        <w:pStyle w:val="Heading1"/>
         <w:keepNext/>
         <w:spacing w:before="0" w:after="10" w:line="240" w:lineRule="auto"/>
       </w:pPr>
@@ -111,7 +112,7 @@
         <w:rPr>
           <w:rFonts w:ascii="Avenir Next" w:hAnsi="Avenir Next" w:cs="Avenir Next" w:eastAsia="Avenir Next"/>
           <w:color w:val="5A5F66"/>
-          <w:sz w:val="17"/>
+          <w:sz w:val="22"/>
           <w:szCs w:val="17"/>
         </w:rPr>
         <w:t xml:space="preserve">Learning target — I can name the independent and dependent variables in a relationship.</w:t>
@@ -128,7 +129,7 @@
     </w:p>
     <w:p>
       <w:pPr>
-        <w:spacing w:before="0" w:after="0" w:line="60" w:lineRule="auto"/>
+        <w:spacing w:before="0" w:after="0" w:line="50" w:lineRule="exact"/>
       </w:pPr>
     </w:p>
     <w:tbl>
@@ -167,6 +168,7 @@
           </w:tcPr>
           <w:p>
             <w:pPr>
+              <w:pStyle w:val="Heading2"/>
               <w:spacing w:before="0" w:after="40" w:line="264" w:lineRule="auto"/>
             </w:pPr>
             <w:r>
@@ -194,44 +196,44 @@
                 <w:rFonts w:ascii="Avenir Next" w:hAnsi="Avenir Next" w:cs="Avenir Next" w:eastAsia="Avenir Next"/>
                 <w:b/>
                 <w:color w:val="003A70"/>
+                <w:sz w:val="22"/>
+                <w:szCs w:val="18"/>
+              </w:rPr>
+              <w:t xml:space="preserve">•</w:t>
+            </w:r>
+            <w:r>
+              <w:rPr>
+                <w:rFonts w:ascii="Avenir Next" w:hAnsi="Avenir Next" w:cs="Avenir Next" w:eastAsia="Avenir Next"/>
+                <w:color w:val="1A1A1A"/>
                 <w:sz w:val="18"/>
                 <w:szCs w:val="18"/>
               </w:rPr>
-              <w:t xml:space="preserve">•</w:t>
-            </w:r>
-            <w:r>
-              <w:rPr>
-                <w:rFonts w:ascii="Avenir Next" w:hAnsi="Avenir Next" w:cs="Avenir Next" w:eastAsia="Avenir Next"/>
-                <w:color w:val="1A1A1A"/>
-                <w:sz w:val="18"/>
+              <w:tab/>
+            </w:r>
+            <w:r>
+              <w:rPr>
+                <w:rFonts w:ascii="Avenir Next" w:hAnsi="Avenir Next" w:cs="Avenir Next" w:eastAsia="Avenir Next"/>
+                <w:color w:val="1A1A1A"/>
+                <w:sz w:val="22"/>
                 <w:szCs w:val="18"/>
               </w:rPr>
-              <w:tab/>
-            </w:r>
-            <w:r>
-              <w:rPr>
-                <w:rFonts w:ascii="Avenir Next" w:hAnsi="Avenir Next" w:cs="Avenir Next" w:eastAsia="Avenir Next"/>
-                <w:color w:val="1A1A1A"/>
-                <w:sz w:val="18"/>
+              <w:t xml:space="preserve">The </w:t>
+            </w:r>
+            <w:r>
+              <w:rPr>
+                <w:rFonts w:ascii="Avenir Next" w:hAnsi="Avenir Next" w:cs="Avenir Next" w:eastAsia="Avenir Next"/>
+                <w:b/>
+                <w:color w:val="1A1A1A"/>
+                <w:sz w:val="22"/>
                 <w:szCs w:val="18"/>
               </w:rPr>
-              <w:t xml:space="preserve">The </w:t>
-            </w:r>
-            <w:r>
-              <w:rPr>
-                <w:rFonts w:ascii="Avenir Next" w:hAnsi="Avenir Next" w:cs="Avenir Next" w:eastAsia="Avenir Next"/>
-                <w:b/>
-                <w:color w:val="1A1A1A"/>
-                <w:sz w:val="18"/>
-                <w:szCs w:val="18"/>
-              </w:rPr>
               <w:t xml:space="preserve">independent variable</w:t>
             </w:r>
             <w:r>
               <w:rPr>
                 <w:rFonts w:ascii="Avenir Next" w:hAnsi="Avenir Next" w:cs="Avenir Next" w:eastAsia="Avenir Next"/>
                 <w:color w:val="1A1A1A"/>
-                <w:sz w:val="18"/>
+                <w:sz w:val="22"/>
                 <w:szCs w:val="18"/>
               </w:rPr>
               <w:t xml:space="preserve"> is the input: you choose it, or it comes first.</w:t>
@@ -250,44 +252,44 @@
                 <w:rFonts w:ascii="Avenir Next" w:hAnsi="Avenir Next" w:cs="Avenir Next" w:eastAsia="Avenir Next"/>
                 <w:b/>
                 <w:color w:val="003A70"/>
+                <w:sz w:val="22"/>
+                <w:szCs w:val="18"/>
+              </w:rPr>
+              <w:t xml:space="preserve">•</w:t>
+            </w:r>
+            <w:r>
+              <w:rPr>
+                <w:rFonts w:ascii="Avenir Next" w:hAnsi="Avenir Next" w:cs="Avenir Next" w:eastAsia="Avenir Next"/>
+                <w:color w:val="1A1A1A"/>
                 <w:sz w:val="18"/>
                 <w:szCs w:val="18"/>
               </w:rPr>
-              <w:t xml:space="preserve">•</w:t>
-            </w:r>
-            <w:r>
-              <w:rPr>
-                <w:rFonts w:ascii="Avenir Next" w:hAnsi="Avenir Next" w:cs="Avenir Next" w:eastAsia="Avenir Next"/>
-                <w:color w:val="1A1A1A"/>
-                <w:sz w:val="18"/>
+              <w:tab/>
+            </w:r>
+            <w:r>
+              <w:rPr>
+                <w:rFonts w:ascii="Avenir Next" w:hAnsi="Avenir Next" w:cs="Avenir Next" w:eastAsia="Avenir Next"/>
+                <w:color w:val="1A1A1A"/>
+                <w:sz w:val="22"/>
                 <w:szCs w:val="18"/>
               </w:rPr>
-              <w:tab/>
-            </w:r>
-            <w:r>
-              <w:rPr>
-                <w:rFonts w:ascii="Avenir Next" w:hAnsi="Avenir Next" w:cs="Avenir Next" w:eastAsia="Avenir Next"/>
-                <w:color w:val="1A1A1A"/>
-                <w:sz w:val="18"/>
+              <w:t xml:space="preserve">The </w:t>
+            </w:r>
+            <w:r>
+              <w:rPr>
+                <w:rFonts w:ascii="Avenir Next" w:hAnsi="Avenir Next" w:cs="Avenir Next" w:eastAsia="Avenir Next"/>
+                <w:b/>
+                <w:color w:val="1A1A1A"/>
+                <w:sz w:val="22"/>
                 <w:szCs w:val="18"/>
               </w:rPr>
-              <w:t xml:space="preserve">The </w:t>
-            </w:r>
-            <w:r>
-              <w:rPr>
-                <w:rFonts w:ascii="Avenir Next" w:hAnsi="Avenir Next" w:cs="Avenir Next" w:eastAsia="Avenir Next"/>
-                <w:b/>
-                <w:color w:val="1A1A1A"/>
-                <w:sz w:val="18"/>
-                <w:szCs w:val="18"/>
-              </w:rPr>
               <w:t xml:space="preserve">dependent variable</w:t>
             </w:r>
             <w:r>
               <w:rPr>
                 <w:rFonts w:ascii="Avenir Next" w:hAnsi="Avenir Next" w:cs="Avenir Next" w:eastAsia="Avenir Next"/>
                 <w:color w:val="1A1A1A"/>
-                <w:sz w:val="18"/>
+                <w:sz w:val="22"/>
                 <w:szCs w:val="18"/>
               </w:rPr>
               <w:t xml:space="preserve"> is the output. It changes because of the input.</w:t>
@@ -306,82 +308,82 @@
                 <w:rFonts w:ascii="Avenir Next" w:hAnsi="Avenir Next" w:cs="Avenir Next" w:eastAsia="Avenir Next"/>
                 <w:b/>
                 <w:color w:val="003A70"/>
+                <w:sz w:val="22"/>
+                <w:szCs w:val="18"/>
+              </w:rPr>
+              <w:t xml:space="preserve">•</w:t>
+            </w:r>
+            <w:r>
+              <w:rPr>
+                <w:rFonts w:ascii="Avenir Next" w:hAnsi="Avenir Next" w:cs="Avenir Next" w:eastAsia="Avenir Next"/>
+                <w:color w:val="1A1A1A"/>
                 <w:sz w:val="18"/>
                 <w:szCs w:val="18"/>
               </w:rPr>
-              <w:t xml:space="preserve">•</w:t>
-            </w:r>
-            <w:r>
-              <w:rPr>
-                <w:rFonts w:ascii="Avenir Next" w:hAnsi="Avenir Next" w:cs="Avenir Next" w:eastAsia="Avenir Next"/>
-                <w:color w:val="1A1A1A"/>
-                <w:sz w:val="18"/>
+              <w:tab/>
+            </w:r>
+            <w:r>
+              <w:rPr>
+                <w:rFonts w:ascii="Avenir Next" w:hAnsi="Avenir Next" w:cs="Avenir Next" w:eastAsia="Avenir Next"/>
+                <w:color w:val="1A1A1A"/>
+                <w:sz w:val="22"/>
                 <w:szCs w:val="18"/>
               </w:rPr>
-              <w:tab/>
-            </w:r>
-            <w:r>
-              <w:rPr>
-                <w:rFonts w:ascii="Avenir Next" w:hAnsi="Avenir Next" w:cs="Avenir Next" w:eastAsia="Avenir Next"/>
-                <w:color w:val="1A1A1A"/>
-                <w:sz w:val="18"/>
+              <w:t xml:space="preserve">Sentence test: “</w:t>
+            </w:r>
+            <w:r>
+              <w:rPr>
+                <w:rFonts w:ascii="Avenir Next" w:hAnsi="Avenir Next" w:cs="Avenir Next" w:eastAsia="Avenir Next"/>
+                <w:b/>
+                <w:color w:val="1A1A1A"/>
+                <w:sz w:val="22"/>
                 <w:szCs w:val="18"/>
               </w:rPr>
-              <w:t xml:space="preserve">Sentence test: “</w:t>
-            </w:r>
-            <w:r>
-              <w:rPr>
-                <w:rFonts w:ascii="Avenir Next" w:hAnsi="Avenir Next" w:cs="Avenir Next" w:eastAsia="Avenir Next"/>
-                <w:b/>
-                <w:color w:val="1A1A1A"/>
-                <w:sz w:val="18"/>
+              <w:t xml:space="preserve">dependent</w:t>
+            </w:r>
+            <w:r>
+              <w:rPr>
+                <w:rFonts w:ascii="Avenir Next" w:hAnsi="Avenir Next" w:cs="Avenir Next" w:eastAsia="Avenir Next"/>
+                <w:color w:val="1A1A1A"/>
+                <w:sz w:val="22"/>
                 <w:szCs w:val="18"/>
               </w:rPr>
-              <w:t xml:space="preserve">dependent</w:t>
-            </w:r>
-            <w:r>
-              <w:rPr>
-                <w:rFonts w:ascii="Avenir Next" w:hAnsi="Avenir Next" w:cs="Avenir Next" w:eastAsia="Avenir Next"/>
-                <w:color w:val="1A1A1A"/>
-                <w:sz w:val="18"/>
+              <w:t xml:space="preserve"> depends on </w:t>
+            </w:r>
+            <w:r>
+              <w:rPr>
+                <w:rFonts w:ascii="Avenir Next" w:hAnsi="Avenir Next" w:cs="Avenir Next" w:eastAsia="Avenir Next"/>
+                <w:b/>
+                <w:color w:val="1A1A1A"/>
+                <w:sz w:val="22"/>
                 <w:szCs w:val="18"/>
               </w:rPr>
-              <w:t xml:space="preserve"> depends on </w:t>
-            </w:r>
-            <w:r>
-              <w:rPr>
-                <w:rFonts w:ascii="Avenir Next" w:hAnsi="Avenir Next" w:cs="Avenir Next" w:eastAsia="Avenir Next"/>
-                <w:b/>
-                <w:color w:val="1A1A1A"/>
-                <w:sz w:val="18"/>
+              <w:t xml:space="preserve">independent</w:t>
+            </w:r>
+            <w:r>
+              <w:rPr>
+                <w:rFonts w:ascii="Avenir Next" w:hAnsi="Avenir Next" w:cs="Avenir Next" w:eastAsia="Avenir Next"/>
+                <w:color w:val="1A1A1A"/>
+                <w:sz w:val="22"/>
                 <w:szCs w:val="18"/>
               </w:rPr>
-              <w:t xml:space="preserve">independent</w:t>
-            </w:r>
-            <w:r>
-              <w:rPr>
-                <w:rFonts w:ascii="Avenir Next" w:hAnsi="Avenir Next" w:cs="Avenir Next" w:eastAsia="Avenir Next"/>
-                <w:color w:val="1A1A1A"/>
-                <w:sz w:val="18"/>
+              <w:t xml:space="preserve">.” Independent goes on the </w:t>
+            </w:r>
+            <w:r>
+              <w:rPr>
+                <w:rFonts w:ascii="Avenir Next" w:hAnsi="Avenir Next" w:cs="Avenir Next" w:eastAsia="Avenir Next"/>
+                <w:i/>
+                <w:color w:val="1A1A1A"/>
+                <w:sz w:val="22"/>
                 <w:szCs w:val="18"/>
               </w:rPr>
-              <w:t xml:space="preserve">.” Independent goes on the </w:t>
-            </w:r>
-            <w:r>
-              <w:rPr>
-                <w:rFonts w:ascii="Avenir Next" w:hAnsi="Avenir Next" w:cs="Avenir Next" w:eastAsia="Avenir Next"/>
-                <w:i/>
-                <w:color w:val="1A1A1A"/>
-                <w:sz w:val="18"/>
-                <w:szCs w:val="18"/>
-              </w:rPr>
               <w:t xml:space="preserve">x</w:t>
             </w:r>
             <w:r>
               <w:rPr>
                 <w:rFonts w:ascii="Avenir Next" w:hAnsi="Avenir Next" w:cs="Avenir Next" w:eastAsia="Avenir Next"/>
                 <w:color w:val="1A1A1A"/>
-                <w:sz w:val="18"/>
+                <w:sz w:val="22"/>
                 <w:szCs w:val="18"/>
               </w:rPr>
               <w:t xml:space="preserve">-axis.</w:t>
@@ -396,6 +398,7 @@
           </w:tcPr>
           <w:p>
             <w:pPr>
+              <w:pStyle w:val="Heading2"/>
               <w:spacing w:before="0" w:after="40" w:line="264" w:lineRule="auto"/>
             </w:pPr>
             <w:r>
@@ -418,7 +421,7 @@
               <w:rPr>
                 <w:rFonts w:ascii="Avenir Next" w:hAnsi="Avenir Next" w:cs="Avenir Next" w:eastAsia="Avenir Next"/>
                 <w:color w:val="1A1A1A"/>
-                <w:sz w:val="17"/>
+                <w:sz w:val="22"/>
                 <w:szCs w:val="17"/>
               </w:rPr>
               <w:t xml:space="preserve">A bike rental costs $5 for each hour. Name the variables.</w:t>
@@ -437,25 +440,25 @@
                 <w:rFonts w:ascii="Avenir Next" w:hAnsi="Avenir Next" w:cs="Avenir Next" w:eastAsia="Avenir Next"/>
                 <w:b/>
                 <w:color w:val="003A70"/>
+                <w:sz w:val="22"/>
+                <w:szCs w:val="17"/>
+              </w:rPr>
+              <w:t xml:space="preserve">Step 1</w:t>
+            </w:r>
+            <w:r>
+              <w:rPr>
+                <w:rFonts w:ascii="Avenir Next" w:hAnsi="Avenir Next" w:cs="Avenir Next" w:eastAsia="Avenir Next"/>
+                <w:color w:val="1A1A1A"/>
                 <w:sz w:val="17"/>
                 <w:szCs w:val="17"/>
               </w:rPr>
-              <w:t xml:space="preserve">Step 1</w:t>
-            </w:r>
-            <w:r>
-              <w:rPr>
-                <w:rFonts w:ascii="Avenir Next" w:hAnsi="Avenir Next" w:cs="Avenir Next" w:eastAsia="Avenir Next"/>
-                <w:color w:val="1A1A1A"/>
-                <w:sz w:val="17"/>
-                <w:szCs w:val="17"/>
-              </w:rPr>
               <w:tab/>
             </w:r>
             <w:r>
               <w:rPr>
                 <w:rFonts w:ascii="Avenir Next" w:hAnsi="Avenir Next" w:cs="Avenir Next" w:eastAsia="Avenir Next"/>
                 <w:color w:val="1A1A1A"/>
-                <w:sz w:val="17"/>
+                <w:sz w:val="22"/>
                 <w:szCs w:val="17"/>
               </w:rPr>
               <w:t xml:space="preserve">The quantities are hours rented and total cost.</w:t>
@@ -474,25 +477,25 @@
                 <w:rFonts w:ascii="Avenir Next" w:hAnsi="Avenir Next" w:cs="Avenir Next" w:eastAsia="Avenir Next"/>
                 <w:b/>
                 <w:color w:val="003A70"/>
+                <w:sz w:val="22"/>
+                <w:szCs w:val="17"/>
+              </w:rPr>
+              <w:t xml:space="preserve">Step 2</w:t>
+            </w:r>
+            <w:r>
+              <w:rPr>
+                <w:rFonts w:ascii="Avenir Next" w:hAnsi="Avenir Next" w:cs="Avenir Next" w:eastAsia="Avenir Next"/>
+                <w:color w:val="1A1A1A"/>
                 <w:sz w:val="17"/>
                 <w:szCs w:val="17"/>
               </w:rPr>
-              <w:t xml:space="preserve">Step 2</w:t>
-            </w:r>
-            <w:r>
-              <w:rPr>
-                <w:rFonts w:ascii="Avenir Next" w:hAnsi="Avenir Next" w:cs="Avenir Next" w:eastAsia="Avenir Next"/>
-                <w:color w:val="1A1A1A"/>
-                <w:sz w:val="17"/>
-                <w:szCs w:val="17"/>
-              </w:rPr>
               <w:tab/>
             </w:r>
             <w:r>
               <w:rPr>
                 <w:rFonts w:ascii="Avenir Next" w:hAnsi="Avenir Next" w:cs="Avenir Next" w:eastAsia="Avenir Next"/>
                 <w:color w:val="1A1A1A"/>
-                <w:sz w:val="17"/>
+                <w:sz w:val="22"/>
                 <w:szCs w:val="17"/>
               </w:rPr>
               <w:t xml:space="preserve">Cost changes when hours change.</w:t>
@@ -511,25 +514,25 @@
                 <w:rFonts w:ascii="Avenir Next" w:hAnsi="Avenir Next" w:cs="Avenir Next" w:eastAsia="Avenir Next"/>
                 <w:b/>
                 <w:color w:val="003A70"/>
+                <w:sz w:val="22"/>
+                <w:szCs w:val="17"/>
+              </w:rPr>
+              <w:t xml:space="preserve">Step 3</w:t>
+            </w:r>
+            <w:r>
+              <w:rPr>
+                <w:rFonts w:ascii="Avenir Next" w:hAnsi="Avenir Next" w:cs="Avenir Next" w:eastAsia="Avenir Next"/>
+                <w:color w:val="1A1A1A"/>
                 <w:sz w:val="17"/>
                 <w:szCs w:val="17"/>
               </w:rPr>
-              <w:t xml:space="preserve">Step 3</w:t>
-            </w:r>
-            <w:r>
-              <w:rPr>
-                <w:rFonts w:ascii="Avenir Next" w:hAnsi="Avenir Next" w:cs="Avenir Next" w:eastAsia="Avenir Next"/>
-                <w:color w:val="1A1A1A"/>
-                <w:sz w:val="17"/>
-                <w:szCs w:val="17"/>
-              </w:rPr>
               <w:tab/>
             </w:r>
             <w:r>
               <w:rPr>
                 <w:rFonts w:ascii="Avenir Next" w:hAnsi="Avenir Next" w:cs="Avenir Next" w:eastAsia="Avenir Next"/>
                 <w:color w:val="1A1A1A"/>
-                <w:sz w:val="17"/>
+                <w:sz w:val="22"/>
                 <w:szCs w:val="17"/>
               </w:rPr>
               <w:t xml:space="preserve">“Total cost depends on hours rented” makes sense.</w:t>
@@ -548,18 +551,18 @@
                 <w:rFonts w:ascii="Avenir Next" w:hAnsi="Avenir Next" w:cs="Avenir Next" w:eastAsia="Avenir Next"/>
                 <w:b/>
                 <w:color w:val="1A1A1A"/>
+                <w:sz w:val="22"/>
+                <w:szCs w:val="17"/>
+              </w:rPr>
+              <w:t xml:space="preserve">Answer</w:t>
+            </w:r>
+            <w:r>
+              <w:rPr>
+                <w:rFonts w:ascii="Avenir Next" w:hAnsi="Avenir Next" w:cs="Avenir Next" w:eastAsia="Avenir Next"/>
+                <w:color w:val="1A1A1A"/>
                 <w:sz w:val="17"/>
                 <w:szCs w:val="17"/>
               </w:rPr>
-              <w:t xml:space="preserve">Answer</w:t>
-            </w:r>
-            <w:r>
-              <w:rPr>
-                <w:rFonts w:ascii="Avenir Next" w:hAnsi="Avenir Next" w:cs="Avenir Next" w:eastAsia="Avenir Next"/>
-                <w:color w:val="1A1A1A"/>
-                <w:sz w:val="17"/>
-                <w:szCs w:val="17"/>
-              </w:rPr>
               <w:tab/>
             </w:r>
             <w:r>
@@ -567,7 +570,7 @@
                 <w:rFonts w:ascii="Avenir Next" w:hAnsi="Avenir Next" w:cs="Avenir Next" w:eastAsia="Avenir Next"/>
                 <w:b/>
                 <w:color w:val="1A1A1A"/>
-                <w:sz w:val="17"/>
+                <w:sz w:val="22"/>
                 <w:szCs w:val="17"/>
               </w:rPr>
               <w:t xml:space="preserve">hours = independent; cost = dependent</w:t>
@@ -596,7 +599,7 @@
           <w:rFonts w:ascii="Avenir Next" w:hAnsi="Avenir Next" w:cs="Avenir Next" w:eastAsia="Avenir Next"/>
           <w:b/>
           <w:color w:val="1A1A1A"/>
-          <w:sz w:val="17"/>
+          <w:sz w:val="22"/>
           <w:szCs w:val="17"/>
         </w:rPr>
         <w:t xml:space="preserve">independent variable</w:t>
@@ -606,7 +609,7 @@
           <w:rFonts w:ascii="Avenir Next" w:hAnsi="Avenir Next" w:cs="Avenir Next" w:eastAsia="Avenir Next"/>
           <w:i/>
           <w:color w:val="5A5F66"/>
-          <w:sz w:val="17"/>
+          <w:sz w:val="22"/>
           <w:szCs w:val="17"/>
         </w:rPr>
         <w:t xml:space="preserve"> (variable independiente)</w:t>
@@ -615,7 +618,7 @@
         <w:rPr>
           <w:rFonts w:ascii="Avenir Next" w:hAnsi="Avenir Next" w:cs="Avenir Next" w:eastAsia="Avenir Next"/>
           <w:color w:val="5A5F66"/>
-          <w:sz w:val="17"/>
+          <w:sz w:val="22"/>
           <w:szCs w:val="17"/>
         </w:rPr>
         <w:t xml:space="preserve">   ·   </w:t>
@@ -625,7 +628,7 @@
           <w:rFonts w:ascii="Avenir Next" w:hAnsi="Avenir Next" w:cs="Avenir Next" w:eastAsia="Avenir Next"/>
           <w:b/>
           <w:color w:val="1A1A1A"/>
-          <w:sz w:val="17"/>
+          <w:sz w:val="22"/>
           <w:szCs w:val="17"/>
         </w:rPr>
         <w:t xml:space="preserve">dependent variable</w:t>
@@ -635,7 +638,7 @@
           <w:rFonts w:ascii="Avenir Next" w:hAnsi="Avenir Next" w:cs="Avenir Next" w:eastAsia="Avenir Next"/>
           <w:i/>
           <w:color w:val="5A5F66"/>
-          <w:sz w:val="17"/>
+          <w:sz w:val="22"/>
           <w:szCs w:val="17"/>
         </w:rPr>
         <w:t xml:space="preserve"> (variable dependiente)</w:t>
@@ -644,7 +647,7 @@
         <w:rPr>
           <w:rFonts w:ascii="Avenir Next" w:hAnsi="Avenir Next" w:cs="Avenir Next" w:eastAsia="Avenir Next"/>
           <w:color w:val="5A5F66"/>
-          <w:sz w:val="17"/>
+          <w:sz w:val="22"/>
           <w:szCs w:val="17"/>
         </w:rPr>
         <w:t xml:space="preserve">   ·   </w:t>
@@ -654,7 +657,7 @@
           <w:rFonts w:ascii="Avenir Next" w:hAnsi="Avenir Next" w:cs="Avenir Next" w:eastAsia="Avenir Next"/>
           <w:b/>
           <w:color w:val="1A1A1A"/>
-          <w:sz w:val="17"/>
+          <w:sz w:val="22"/>
           <w:szCs w:val="17"/>
         </w:rPr>
         <w:t xml:space="preserve">depends on</w:t>
@@ -664,7 +667,7 @@
           <w:rFonts w:ascii="Avenir Next" w:hAnsi="Avenir Next" w:cs="Avenir Next" w:eastAsia="Avenir Next"/>
           <w:i/>
           <w:color w:val="5A5F66"/>
-          <w:sz w:val="17"/>
+          <w:sz w:val="22"/>
           <w:szCs w:val="17"/>
         </w:rPr>
         <w:t xml:space="preserve"> (depende de)</w:t>
@@ -672,6 +675,7 @@
     </w:p>
     <w:p>
       <w:pPr>
+        <w:pStyle w:val="Heading2"/>
         <w:keepNext/>
         <w:pBdr>
           <w:bottom w:val="single" w:sz="8" w:space="3" w:color="003A70"/>
@@ -687,7 +691,7 @@
           <w:b/>
           <w:color w:val="003A70"/>
           <w:spacing w:val="14"/>
-          <w:sz w:val="19"/>
+          <w:sz w:val="22"/>
           <w:szCs w:val="19"/>
         </w:rPr>
         <w:t xml:space="preserve">PRACTICE</w:t>
@@ -706,7 +710,7 @@
           <w:rFonts w:ascii="Avenir Next" w:hAnsi="Avenir Next" w:cs="Avenir Next" w:eastAsia="Avenir Next"/>
           <w:i/>
           <w:color w:val="5A5F66"/>
-          <w:sz w:val="17"/>
+          <w:sz w:val="22"/>
           <w:szCs w:val="17"/>
         </w:rPr>
         <w:t xml:space="preserve">show your work · label units</w:t>
@@ -714,7 +718,7 @@
     </w:p>
     <w:p>
       <w:pPr>
-        <w:spacing w:before="0" w:after="0" w:line="20" w:lineRule="exact"/>
+        <w:spacing w:before="0" w:after="0" w:line="50" w:lineRule="exact"/>
       </w:pPr>
     </w:p>
     <w:tbl>
@@ -764,25 +768,25 @@
                 <w:rFonts w:ascii="Avenir Next" w:hAnsi="Avenir Next" w:cs="Avenir Next" w:eastAsia="Avenir Next"/>
                 <w:b/>
                 <w:color w:val="1A1A1A"/>
+                <w:sz w:val="22"/>
+                <w:szCs w:val="20"/>
+              </w:rPr>
+              <w:t xml:space="preserve">1.</w:t>
+            </w:r>
+            <w:r>
+              <w:rPr>
+                <w:rFonts w:ascii="Avenir Next" w:hAnsi="Avenir Next" w:cs="Avenir Next" w:eastAsia="Avenir Next"/>
+                <w:color w:val="1A1A1A"/>
                 <w:sz w:val="20"/>
                 <w:szCs w:val="20"/>
               </w:rPr>
-              <w:t xml:space="preserve">1.</w:t>
-            </w:r>
-            <w:r>
-              <w:rPr>
-                <w:rFonts w:ascii="Avenir Next" w:hAnsi="Avenir Next" w:cs="Avenir Next" w:eastAsia="Avenir Next"/>
-                <w:color w:val="1A1A1A"/>
-                <w:sz w:val="20"/>
-                <w:szCs w:val="20"/>
-              </w:rPr>
               <w:tab/>
             </w:r>
             <w:r>
               <w:rPr>
                 <w:rFonts w:ascii="Avenir Next" w:hAnsi="Avenir Next" w:cs="Avenir Next" w:eastAsia="Avenir Next"/>
                 <w:color w:val="1A1A1A"/>
-                <w:sz w:val="20"/>
+                <w:sz w:val="22"/>
                 <w:szCs w:val="20"/>
               </w:rPr>
               <w:t xml:space="preserve">For each pair, write </w:t>
@@ -792,7 +796,7 @@
                 <w:rFonts w:ascii="Avenir Next" w:hAnsi="Avenir Next" w:cs="Avenir Next" w:eastAsia="Avenir Next"/>
                 <w:b/>
                 <w:color w:val="1A1A1A"/>
-                <w:sz w:val="20"/>
+                <w:sz w:val="22"/>
                 <w:szCs w:val="20"/>
               </w:rPr>
               <w:t xml:space="preserve">I</w:t>
@@ -801,7 +805,7 @@
               <w:rPr>
                 <w:rFonts w:ascii="Avenir Next" w:hAnsi="Avenir Next" w:cs="Avenir Next" w:eastAsia="Avenir Next"/>
                 <w:color w:val="1A1A1A"/>
-                <w:sz w:val="20"/>
+                <w:sz w:val="22"/>
                 <w:szCs w:val="20"/>
               </w:rPr>
               <w:t xml:space="preserve"> under the independent variable and </w:t>
@@ -811,7 +815,7 @@
                 <w:rFonts w:ascii="Avenir Next" w:hAnsi="Avenir Next" w:cs="Avenir Next" w:eastAsia="Avenir Next"/>
                 <w:b/>
                 <w:color w:val="1A1A1A"/>
-                <w:sz w:val="20"/>
+                <w:sz w:val="22"/>
                 <w:szCs w:val="20"/>
               </w:rPr>
               <w:t xml:space="preserve">D</w:t>
@@ -820,7 +824,7 @@
               <w:rPr>
                 <w:rFonts w:ascii="Avenir Next" w:hAnsi="Avenir Next" w:cs="Avenir Next" w:eastAsia="Avenir Next"/>
                 <w:color w:val="1A1A1A"/>
-                <w:sz w:val="20"/>
+                <w:sz w:val="22"/>
                 <w:szCs w:val="20"/>
               </w:rPr>
               <w:t xml:space="preserve"> under the dependent variable.</w:t>
@@ -867,7 +871,7 @@
                 </w:tcPr>
                 <w:p>
                   <w:pPr>
-                    <w:spacing w:before="0" w:after="0" w:line="240" w:lineRule="auto"/>
+                    <w:spacing w:before="0" w:after="0" w:line="50" w:lineRule="exact"/>
                   </w:pPr>
                 </w:p>
               </w:tc>
@@ -887,7 +891,7 @@
                       <w:rFonts w:ascii="Avenir Next" w:hAnsi="Avenir Next" w:cs="Avenir Next" w:eastAsia="Avenir Next"/>
                       <w:b/>
                       <w:color w:val="1A1A1A"/>
-                      <w:sz w:val="19"/>
+                      <w:sz w:val="22"/>
                       <w:szCs w:val="19"/>
                     </w:rPr>
                     <w:t xml:space="preserve">Quantity</w:t>
@@ -910,7 +914,7 @@
                       <w:rFonts w:ascii="Avenir Next" w:hAnsi="Avenir Next" w:cs="Avenir Next" w:eastAsia="Avenir Next"/>
                       <w:b/>
                       <w:color w:val="1A1A1A"/>
-                      <w:sz w:val="19"/>
+                      <w:sz w:val="22"/>
                       <w:szCs w:val="19"/>
                     </w:rPr>
                     <w:t xml:space="preserve">I or D</w:t>
@@ -933,7 +937,7 @@
                       <w:rFonts w:ascii="Avenir Next" w:hAnsi="Avenir Next" w:cs="Avenir Next" w:eastAsia="Avenir Next"/>
                       <w:b/>
                       <w:color w:val="1A1A1A"/>
-                      <w:sz w:val="19"/>
+                      <w:sz w:val="22"/>
                       <w:szCs w:val="19"/>
                     </w:rPr>
                     <w:t xml:space="preserve">Quantity</w:t>
@@ -956,7 +960,7 @@
                       <w:rFonts w:ascii="Avenir Next" w:hAnsi="Avenir Next" w:cs="Avenir Next" w:eastAsia="Avenir Next"/>
                       <w:b/>
                       <w:color w:val="1A1A1A"/>
-                      <w:sz w:val="19"/>
+                      <w:sz w:val="22"/>
                       <w:szCs w:val="19"/>
                     </w:rPr>
                     <w:t xml:space="preserve">I or D</w:t>
@@ -985,7 +989,7 @@
                       <w:rFonts w:ascii="Avenir Next" w:hAnsi="Avenir Next" w:cs="Avenir Next" w:eastAsia="Avenir Next"/>
                       <w:b/>
                       <w:color w:val="1A1A1A"/>
-                      <w:sz w:val="19"/>
+                      <w:sz w:val="22"/>
                       <w:szCs w:val="19"/>
                     </w:rPr>
                     <w:t xml:space="preserve">a.</w:t>
@@ -1006,7 +1010,7 @@
                     <w:rPr>
                       <w:rFonts w:ascii="Avenir Next" w:hAnsi="Avenir Next" w:cs="Avenir Next" w:eastAsia="Avenir Next"/>
                       <w:color w:val="1A1A1A"/>
-                      <w:sz w:val="19"/>
+                      <w:sz w:val="22"/>
                       <w:szCs w:val="19"/>
                     </w:rPr>
                     <w:t xml:space="preserve">pages read</w:t>
@@ -1020,7 +1024,7 @@
                 </w:tcPr>
                 <w:p>
                   <w:pPr>
-                    <w:spacing w:before="0" w:after="0" w:line="240" w:lineRule="auto"/>
+                    <w:spacing w:before="0" w:after="0" w:line="50" w:lineRule="exact"/>
                   </w:pPr>
                 </w:p>
               </w:tc>
@@ -1038,7 +1042,7 @@
                     <w:rPr>
                       <w:rFonts w:ascii="Avenir Next" w:hAnsi="Avenir Next" w:cs="Avenir Next" w:eastAsia="Avenir Next"/>
                       <w:color w:val="1A1A1A"/>
-                      <w:sz w:val="19"/>
+                      <w:sz w:val="22"/>
                       <w:szCs w:val="19"/>
                     </w:rPr>
                     <w:t xml:space="preserve">minutes reading</w:t>
@@ -1052,7 +1056,7 @@
                 </w:tcPr>
                 <w:p>
                   <w:pPr>
-                    <w:spacing w:before="0" w:after="0" w:line="240" w:lineRule="auto"/>
+                    <w:spacing w:before="0" w:after="0" w:line="50" w:lineRule="exact"/>
                   </w:pPr>
                 </w:p>
               </w:tc>
@@ -1078,7 +1082,7 @@
                       <w:rFonts w:ascii="Avenir Next" w:hAnsi="Avenir Next" w:cs="Avenir Next" w:eastAsia="Avenir Next"/>
                       <w:b/>
                       <w:color w:val="1A1A1A"/>
-                      <w:sz w:val="19"/>
+                      <w:sz w:val="22"/>
                       <w:szCs w:val="19"/>
                     </w:rPr>
                     <w:t xml:space="preserve">b.</w:t>
@@ -1099,7 +1103,7 @@
                     <w:rPr>
                       <w:rFonts w:ascii="Avenir Next" w:hAnsi="Avenir Next" w:cs="Avenir Next" w:eastAsia="Avenir Next"/>
                       <w:color w:val="1A1A1A"/>
-                      <w:sz w:val="19"/>
+                      <w:sz w:val="22"/>
                       <w:szCs w:val="19"/>
                     </w:rPr>
                     <w:t xml:space="preserve">cups sold</w:t>
@@ -1113,7 +1117,7 @@
                 </w:tcPr>
                 <w:p>
                   <w:pPr>
-                    <w:spacing w:before="0" w:after="0" w:line="240" w:lineRule="auto"/>
+                    <w:spacing w:before="0" w:after="0" w:line="50" w:lineRule="exact"/>
                   </w:pPr>
                 </w:p>
               </w:tc>
@@ -1131,7 +1135,7 @@
                     <w:rPr>
                       <w:rFonts w:ascii="Avenir Next" w:hAnsi="Avenir Next" w:cs="Avenir Next" w:eastAsia="Avenir Next"/>
                       <w:color w:val="1A1A1A"/>
-                      <w:sz w:val="19"/>
+                      <w:sz w:val="22"/>
                       <w:szCs w:val="19"/>
                     </w:rPr>
                     <w:t xml:space="preserve">money collected</w:t>
@@ -1145,7 +1149,7 @@
                 </w:tcPr>
                 <w:p>
                   <w:pPr>
-                    <w:spacing w:before="0" w:after="0" w:line="240" w:lineRule="auto"/>
+                    <w:spacing w:before="0" w:after="0" w:line="50" w:lineRule="exact"/>
                   </w:pPr>
                 </w:p>
               </w:tc>
@@ -1171,7 +1175,7 @@
                       <w:rFonts w:ascii="Avenir Next" w:hAnsi="Avenir Next" w:cs="Avenir Next" w:eastAsia="Avenir Next"/>
                       <w:b/>
                       <w:color w:val="1A1A1A"/>
-                      <w:sz w:val="19"/>
+                      <w:sz w:val="22"/>
                       <w:szCs w:val="19"/>
                     </w:rPr>
                     <w:t xml:space="preserve">c.</w:t>
@@ -1192,7 +1196,7 @@
                     <w:rPr>
                       <w:rFonts w:ascii="Avenir Next" w:hAnsi="Avenir Next" w:cs="Avenir Next" w:eastAsia="Avenir Next"/>
                       <w:color w:val="1A1A1A"/>
-                      <w:sz w:val="19"/>
+                      <w:sz w:val="22"/>
                       <w:szCs w:val="19"/>
                     </w:rPr>
                     <w:t xml:space="preserve">calories burned</w:t>
@@ -1206,7 +1210,7 @@
                 </w:tcPr>
                 <w:p>
                   <w:pPr>
-                    <w:spacing w:before="0" w:after="0" w:line="240" w:lineRule="auto"/>
+                    <w:spacing w:before="0" w:after="0" w:line="50" w:lineRule="exact"/>
                   </w:pPr>
                 </w:p>
               </w:tc>
@@ -1224,7 +1228,7 @@
                     <w:rPr>
                       <w:rFonts w:ascii="Avenir Next" w:hAnsi="Avenir Next" w:cs="Avenir Next" w:eastAsia="Avenir Next"/>
                       <w:color w:val="1A1A1A"/>
-                      <w:sz w:val="19"/>
+                      <w:sz w:val="22"/>
                       <w:szCs w:val="19"/>
                     </w:rPr>
                     <w:t xml:space="preserve">minutes jogged</w:t>
@@ -1238,7 +1242,7 @@
                 </w:tcPr>
                 <w:p>
                   <w:pPr>
-                    <w:spacing w:before="0" w:after="0" w:line="240" w:lineRule="auto"/>
+                    <w:spacing w:before="0" w:after="0" w:line="50" w:lineRule="exact"/>
                   </w:pPr>
                 </w:p>
               </w:tc>
@@ -1264,7 +1268,7 @@
                       <w:rFonts w:ascii="Avenir Next" w:hAnsi="Avenir Next" w:cs="Avenir Next" w:eastAsia="Avenir Next"/>
                       <w:b/>
                       <w:color w:val="1A1A1A"/>
-                      <w:sz w:val="19"/>
+                      <w:sz w:val="22"/>
                       <w:szCs w:val="19"/>
                     </w:rPr>
                     <w:t xml:space="preserve">d.</w:t>
@@ -1285,7 +1289,7 @@
                     <w:rPr>
                       <w:rFonts w:ascii="Avenir Next" w:hAnsi="Avenir Next" w:cs="Avenir Next" w:eastAsia="Avenir Next"/>
                       <w:color w:val="1A1A1A"/>
-                      <w:sz w:val="19"/>
+                      <w:sz w:val="22"/>
                       <w:szCs w:val="19"/>
                     </w:rPr>
                     <w:t xml:space="preserve">players on a team</w:t>
@@ -1299,7 +1303,7 @@
                 </w:tcPr>
                 <w:p>
                   <w:pPr>
-                    <w:spacing w:before="0" w:after="0" w:line="240" w:lineRule="auto"/>
+                    <w:spacing w:before="0" w:after="0" w:line="50" w:lineRule="exact"/>
                   </w:pPr>
                 </w:p>
               </w:tc>
@@ -1317,7 +1321,7 @@
                     <w:rPr>
                       <w:rFonts w:ascii="Avenir Next" w:hAnsi="Avenir Next" w:cs="Avenir Next" w:eastAsia="Avenir Next"/>
                       <w:color w:val="1A1A1A"/>
-                      <w:sz w:val="19"/>
+                      <w:sz w:val="22"/>
                       <w:szCs w:val="19"/>
                     </w:rPr>
                     <w:t xml:space="preserve">water bottles needed</w:t>
@@ -1331,7 +1335,7 @@
                 </w:tcPr>
                 <w:p>
                   <w:pPr>
-                    <w:spacing w:before="0" w:after="0" w:line="240" w:lineRule="auto"/>
+                    <w:spacing w:before="0" w:after="0" w:line="50" w:lineRule="exact"/>
                   </w:pPr>
                 </w:p>
               </w:tc>
@@ -1339,7 +1343,7 @@
           </w:tbl>
           <w:p>
             <w:pPr>
-              <w:spacing w:before="0" w:after="0" w:line="24" w:lineRule="auto"/>
+              <w:spacing w:before="0" w:after="0" w:line="50" w:lineRule="exact"/>
             </w:pPr>
           </w:p>
         </w:tc>
@@ -1347,12 +1351,12 @@
     </w:tbl>
     <w:p>
       <w:pPr>
-        <w:spacing w:before="0" w:after="0" w:line="20" w:lineRule="exact"/>
+        <w:spacing w:before="0" w:after="0" w:line="50" w:lineRule="exact"/>
       </w:pPr>
     </w:p>
     <w:p>
       <w:pPr>
-        <w:spacing w:before="0" w:after="0" w:line="20" w:lineRule="exact"/>
+        <w:spacing w:before="0" w:after="0" w:line="50" w:lineRule="exact"/>
       </w:pPr>
     </w:p>
     <w:tbl>
@@ -1402,18 +1406,18 @@
                 <w:rFonts w:ascii="Avenir Next" w:hAnsi="Avenir Next" w:cs="Avenir Next" w:eastAsia="Avenir Next"/>
                 <w:b/>
                 <w:color w:val="1A1A1A"/>
+                <w:sz w:val="22"/>
+                <w:szCs w:val="20"/>
+              </w:rPr>
+              <w:t xml:space="preserve">2.</w:t>
+            </w:r>
+            <w:r>
+              <w:rPr>
+                <w:rFonts w:ascii="Avenir Next" w:hAnsi="Avenir Next" w:cs="Avenir Next" w:eastAsia="Avenir Next"/>
+                <w:color w:val="1A1A1A"/>
                 <w:sz w:val="20"/>
                 <w:szCs w:val="20"/>
               </w:rPr>
-              <w:t xml:space="preserve">2.</w:t>
-            </w:r>
-            <w:r>
-              <w:rPr>
-                <w:rFonts w:ascii="Avenir Next" w:hAnsi="Avenir Next" w:cs="Avenir Next" w:eastAsia="Avenir Next"/>
-                <w:color w:val="1A1A1A"/>
-                <w:sz w:val="20"/>
-                <w:szCs w:val="20"/>
-              </w:rPr>
               <w:tab/>
             </w:r>
             <w:r>
@@ -1421,7 +1425,7 @@
                 <w:rFonts w:ascii="Avenir Next" w:hAnsi="Avenir Next" w:cs="Avenir Next" w:eastAsia="Avenir Next"/>
                 <w:b/>
                 <w:color w:val="1A1A1A"/>
-                <w:sz w:val="20"/>
+                <w:sz w:val="22"/>
                 <w:szCs w:val="20"/>
               </w:rPr>
               <w:t xml:space="preserve">Lemonade Stand.  </w:t>
@@ -1430,7 +1434,7 @@
               <w:rPr>
                 <w:rFonts w:ascii="Avenir Next" w:hAnsi="Avenir Next" w:cs="Avenir Next" w:eastAsia="Avenir Next"/>
                 <w:color w:val="1A1A1A"/>
-                <w:sz w:val="20"/>
+                <w:sz w:val="22"/>
                 <w:szCs w:val="20"/>
               </w:rPr>
               <w:t xml:space="preserve">Ava sells lemonade. The more cups she sells, the more money she collects. Hotter days lead to more cups sold.</w:t>
@@ -1450,10 +1454,28 @@
                 <w:rFonts w:ascii="Avenir Next" w:hAnsi="Avenir Next" w:cs="Avenir Next" w:eastAsia="Avenir Next"/>
                 <w:b/>
                 <w:color w:val="003A70"/>
+                <w:sz w:val="22"/>
+                <w:szCs w:val="20"/>
+              </w:rPr>
+              <w:t xml:space="preserve">a.</w:t>
+            </w:r>
+            <w:r>
+              <w:rPr>
+                <w:rFonts w:ascii="Avenir Next" w:hAnsi="Avenir Next" w:cs="Avenir Next" w:eastAsia="Avenir Next"/>
+                <w:color w:val="1A1A1A"/>
                 <w:sz w:val="20"/>
                 <w:szCs w:val="20"/>
               </w:rPr>
-              <w:t xml:space="preserve">a.</w:t>
+              <w:tab/>
+            </w:r>
+            <w:r>
+              <w:rPr>
+                <w:rFonts w:ascii="Avenir Next" w:hAnsi="Avenir Next" w:cs="Avenir Next" w:eastAsia="Avenir Next"/>
+                <w:color w:val="1A1A1A"/>
+                <w:sz w:val="22"/>
+                <w:szCs w:val="20"/>
+              </w:rPr>
+              <w:t xml:space="preserve">Cups sold and money collected. Independent: </w:t>
             </w:r>
             <w:r>
               <w:rPr>
@@ -1461,24 +1483,6 @@
                 <w:color w:val="1A1A1A"/>
                 <w:sz w:val="20"/>
                 <w:szCs w:val="20"/>
-              </w:rPr>
-              <w:tab/>
-            </w:r>
-            <w:r>
-              <w:rPr>
-                <w:rFonts w:ascii="Avenir Next" w:hAnsi="Avenir Next" w:cs="Avenir Next" w:eastAsia="Avenir Next"/>
-                <w:color w:val="1A1A1A"/>
-                <w:sz w:val="20"/>
-                <w:szCs w:val="20"/>
-              </w:rPr>
-              <w:t xml:space="preserve">Cups sold and money collected. Independent: </w:t>
-            </w:r>
-            <w:r>
-              <w:rPr>
-                <w:rFonts w:ascii="Avenir Next" w:hAnsi="Avenir Next" w:cs="Avenir Next" w:eastAsia="Avenir Next"/>
-                <w:color w:val="1A1A1A"/>
-                <w:sz w:val="20"/>
-                <w:szCs w:val="20"/>
                 <w:u w:val="single"/>
               </w:rPr>
               <w:t xml:space="preserve">              </w:t>
@@ -1487,7 +1491,7 @@
               <w:rPr>
                 <w:rFonts w:ascii="Avenir Next" w:hAnsi="Avenir Next" w:cs="Avenir Next" w:eastAsia="Avenir Next"/>
                 <w:color w:val="1A1A1A"/>
-                <w:sz w:val="20"/>
+                <w:sz w:val="22"/>
                 <w:szCs w:val="20"/>
               </w:rPr>
               <w:t xml:space="preserve">  Dependent: </w:t>
@@ -1517,10 +1521,28 @@
                 <w:rFonts w:ascii="Avenir Next" w:hAnsi="Avenir Next" w:cs="Avenir Next" w:eastAsia="Avenir Next"/>
                 <w:b/>
                 <w:color w:val="003A70"/>
+                <w:sz w:val="22"/>
+                <w:szCs w:val="20"/>
+              </w:rPr>
+              <w:t xml:space="preserve">b.</w:t>
+            </w:r>
+            <w:r>
+              <w:rPr>
+                <w:rFonts w:ascii="Avenir Next" w:hAnsi="Avenir Next" w:cs="Avenir Next" w:eastAsia="Avenir Next"/>
+                <w:color w:val="1A1A1A"/>
                 <w:sz w:val="20"/>
                 <w:szCs w:val="20"/>
               </w:rPr>
-              <w:t xml:space="preserve">b.</w:t>
+              <w:tab/>
+            </w:r>
+            <w:r>
+              <w:rPr>
+                <w:rFonts w:ascii="Avenir Next" w:hAnsi="Avenir Next" w:cs="Avenir Next" w:eastAsia="Avenir Next"/>
+                <w:color w:val="1A1A1A"/>
+                <w:sz w:val="22"/>
+                <w:szCs w:val="20"/>
+              </w:rPr>
+              <w:t xml:space="preserve">Temperature and cups sold. Independent: </w:t>
             </w:r>
             <w:r>
               <w:rPr>
@@ -1528,24 +1550,6 @@
                 <w:color w:val="1A1A1A"/>
                 <w:sz w:val="20"/>
                 <w:szCs w:val="20"/>
-              </w:rPr>
-              <w:tab/>
-            </w:r>
-            <w:r>
-              <w:rPr>
-                <w:rFonts w:ascii="Avenir Next" w:hAnsi="Avenir Next" w:cs="Avenir Next" w:eastAsia="Avenir Next"/>
-                <w:color w:val="1A1A1A"/>
-                <w:sz w:val="20"/>
-                <w:szCs w:val="20"/>
-              </w:rPr>
-              <w:t xml:space="preserve">Temperature and cups sold. Independent: </w:t>
-            </w:r>
-            <w:r>
-              <w:rPr>
-                <w:rFonts w:ascii="Avenir Next" w:hAnsi="Avenir Next" w:cs="Avenir Next" w:eastAsia="Avenir Next"/>
-                <w:color w:val="1A1A1A"/>
-                <w:sz w:val="20"/>
-                <w:szCs w:val="20"/>
                 <w:u w:val="single"/>
               </w:rPr>
               <w:t xml:space="preserve">              </w:t>
@@ -1554,7 +1558,7 @@
               <w:rPr>
                 <w:rFonts w:ascii="Avenir Next" w:hAnsi="Avenir Next" w:cs="Avenir Next" w:eastAsia="Avenir Next"/>
                 <w:color w:val="1A1A1A"/>
-                <w:sz w:val="20"/>
+                <w:sz w:val="22"/>
                 <w:szCs w:val="20"/>
               </w:rPr>
               <w:t xml:space="preserve">  Dependent: </w:t>
@@ -1584,25 +1588,25 @@
                 <w:rFonts w:ascii="Avenir Next" w:hAnsi="Avenir Next" w:cs="Avenir Next" w:eastAsia="Avenir Next"/>
                 <w:b/>
                 <w:color w:val="003A70"/>
+                <w:sz w:val="22"/>
+                <w:szCs w:val="20"/>
+              </w:rPr>
+              <w:t xml:space="preserve">c.</w:t>
+            </w:r>
+            <w:r>
+              <w:rPr>
+                <w:rFonts w:ascii="Avenir Next" w:hAnsi="Avenir Next" w:cs="Avenir Next" w:eastAsia="Avenir Next"/>
+                <w:color w:val="1A1A1A"/>
                 <w:sz w:val="20"/>
                 <w:szCs w:val="20"/>
               </w:rPr>
-              <w:t xml:space="preserve">c.</w:t>
-            </w:r>
-            <w:r>
-              <w:rPr>
-                <w:rFonts w:ascii="Avenir Next" w:hAnsi="Avenir Next" w:cs="Avenir Next" w:eastAsia="Avenir Next"/>
-                <w:color w:val="1A1A1A"/>
-                <w:sz w:val="20"/>
-                <w:szCs w:val="20"/>
-              </w:rPr>
               <w:tab/>
             </w:r>
             <w:r>
               <w:rPr>
                 <w:rFonts w:ascii="Avenir Next" w:hAnsi="Avenir Next" w:cs="Avenir Next" w:eastAsia="Avenir Next"/>
                 <w:color w:val="1A1A1A"/>
-                <w:sz w:val="20"/>
+                <w:sz w:val="22"/>
                 <w:szCs w:val="20"/>
               </w:rPr>
               <w:t xml:space="preserve">Which quantity is independent in one pair and dependent in the other?</w:t>
@@ -1632,12 +1636,12 @@
     </w:tbl>
     <w:p>
       <w:pPr>
-        <w:spacing w:before="0" w:after="0" w:line="20" w:lineRule="exact"/>
+        <w:spacing w:before="0" w:after="0" w:line="50" w:lineRule="exact"/>
       </w:pPr>
     </w:p>
     <w:p>
       <w:pPr>
-        <w:spacing w:before="0" w:after="0" w:line="20" w:lineRule="exact"/>
+        <w:spacing w:before="0" w:after="0" w:line="50" w:lineRule="exact"/>
       </w:pPr>
     </w:p>
     <w:tbl>
@@ -1687,18 +1691,18 @@
                 <w:rFonts w:ascii="Avenir Next" w:hAnsi="Avenir Next" w:cs="Avenir Next" w:eastAsia="Avenir Next"/>
                 <w:b/>
                 <w:color w:val="1A1A1A"/>
+                <w:sz w:val="22"/>
+                <w:szCs w:val="20"/>
+              </w:rPr>
+              <w:t xml:space="preserve">3.</w:t>
+            </w:r>
+            <w:r>
+              <w:rPr>
+                <w:rFonts w:ascii="Avenir Next" w:hAnsi="Avenir Next" w:cs="Avenir Next" w:eastAsia="Avenir Next"/>
+                <w:color w:val="1A1A1A"/>
                 <w:sz w:val="20"/>
                 <w:szCs w:val="20"/>
               </w:rPr>
-              <w:t xml:space="preserve">3.</w:t>
-            </w:r>
-            <w:r>
-              <w:rPr>
-                <w:rFonts w:ascii="Avenir Next" w:hAnsi="Avenir Next" w:cs="Avenir Next" w:eastAsia="Avenir Next"/>
-                <w:color w:val="1A1A1A"/>
-                <w:sz w:val="20"/>
-                <w:szCs w:val="20"/>
-              </w:rPr>
               <w:tab/>
             </w:r>
             <w:r>
@@ -1706,7 +1710,7 @@
                 <w:rFonts w:ascii="Avenir Next" w:hAnsi="Avenir Next" w:cs="Avenir Next" w:eastAsia="Avenir Next"/>
                 <w:b/>
                 <w:color w:val="1A1A1A"/>
-                <w:sz w:val="20"/>
+                <w:sz w:val="22"/>
                 <w:szCs w:val="20"/>
               </w:rPr>
               <w:t xml:space="preserve">Plant Light.  </w:t>
@@ -1715,7 +1719,7 @@
               <w:rPr>
                 <w:rFonts w:ascii="Avenir Next" w:hAnsi="Avenir Next" w:cs="Avenir Next" w:eastAsia="Avenir Next"/>
                 <w:color w:val="1A1A1A"/>
-                <w:sz w:val="20"/>
+                <w:sz w:val="22"/>
                 <w:szCs w:val="20"/>
               </w:rPr>
               <w:t xml:space="preserve">Lucia gives each plant a different number of hours of light. Then she counts how many leaves grow.</w:t>
@@ -1732,7 +1736,7 @@
                 <w:rFonts w:ascii="Avenir Next" w:hAnsi="Avenir Next" w:cs="Avenir Next" w:eastAsia="Avenir Next"/>
                 <w:b/>
                 <w:color w:val="003A70"/>
-                <w:sz w:val="17"/>
+                <w:sz w:val="22"/>
                 <w:szCs w:val="17"/>
               </w:rPr>
               <w:t xml:space="preserve">Hint  </w:t>
@@ -1742,7 +1746,7 @@
                 <w:rFonts w:ascii="Avenir Next" w:hAnsi="Avenir Next" w:cs="Avenir Next" w:eastAsia="Avenir Next"/>
                 <w:i/>
                 <w:color w:val="5A5F66"/>
-                <w:sz w:val="17"/>
+                <w:sz w:val="22"/>
                 <w:szCs w:val="17"/>
               </w:rPr>
               <w:t xml:space="preserve">What does the student control? What is only measured?</w:t>
@@ -1762,25 +1766,25 @@
                 <w:rFonts w:ascii="Avenir Next" w:hAnsi="Avenir Next" w:cs="Avenir Next" w:eastAsia="Avenir Next"/>
                 <w:b/>
                 <w:color w:val="003A70"/>
+                <w:sz w:val="22"/>
+                <w:szCs w:val="20"/>
+              </w:rPr>
+              <w:t xml:space="preserve">a.</w:t>
+            </w:r>
+            <w:r>
+              <w:rPr>
+                <w:rFonts w:ascii="Avenir Next" w:hAnsi="Avenir Next" w:cs="Avenir Next" w:eastAsia="Avenir Next"/>
+                <w:color w:val="1A1A1A"/>
                 <w:sz w:val="20"/>
                 <w:szCs w:val="20"/>
               </w:rPr>
-              <w:t xml:space="preserve">a.</w:t>
-            </w:r>
-            <w:r>
-              <w:rPr>
-                <w:rFonts w:ascii="Avenir Next" w:hAnsi="Avenir Next" w:cs="Avenir Next" w:eastAsia="Avenir Next"/>
-                <w:color w:val="1A1A1A"/>
-                <w:sz w:val="20"/>
-                <w:szCs w:val="20"/>
-              </w:rPr>
               <w:tab/>
             </w:r>
             <w:r>
               <w:rPr>
                 <w:rFonts w:ascii="Avenir Next" w:hAnsi="Avenir Next" w:cs="Avenir Next" w:eastAsia="Avenir Next"/>
                 <w:color w:val="1A1A1A"/>
-                <w:sz w:val="20"/>
+                <w:sz w:val="22"/>
                 <w:szCs w:val="20"/>
               </w:rPr>
               <w:t xml:space="preserve">Independent variable:</w:t>
@@ -1819,25 +1823,25 @@
                 <w:rFonts w:ascii="Avenir Next" w:hAnsi="Avenir Next" w:cs="Avenir Next" w:eastAsia="Avenir Next"/>
                 <w:b/>
                 <w:color w:val="003A70"/>
+                <w:sz w:val="22"/>
+                <w:szCs w:val="20"/>
+              </w:rPr>
+              <w:t xml:space="preserve">b.</w:t>
+            </w:r>
+            <w:r>
+              <w:rPr>
+                <w:rFonts w:ascii="Avenir Next" w:hAnsi="Avenir Next" w:cs="Avenir Next" w:eastAsia="Avenir Next"/>
+                <w:color w:val="1A1A1A"/>
                 <w:sz w:val="20"/>
                 <w:szCs w:val="20"/>
               </w:rPr>
-              <w:t xml:space="preserve">b.</w:t>
-            </w:r>
-            <w:r>
-              <w:rPr>
-                <w:rFonts w:ascii="Avenir Next" w:hAnsi="Avenir Next" w:cs="Avenir Next" w:eastAsia="Avenir Next"/>
-                <w:color w:val="1A1A1A"/>
-                <w:sz w:val="20"/>
-                <w:szCs w:val="20"/>
-              </w:rPr>
               <w:tab/>
             </w:r>
             <w:r>
               <w:rPr>
                 <w:rFonts w:ascii="Avenir Next" w:hAnsi="Avenir Next" w:cs="Avenir Next" w:eastAsia="Avenir Next"/>
                 <w:color w:val="1A1A1A"/>
-                <w:sz w:val="20"/>
+                <w:sz w:val="22"/>
                 <w:szCs w:val="20"/>
               </w:rPr>
               <w:t xml:space="preserve">Dependent variable:</w:t>
@@ -1867,12 +1871,12 @@
     </w:tbl>
     <w:p>
       <w:pPr>
-        <w:spacing w:before="0" w:after="0" w:line="20" w:lineRule="exact"/>
+        <w:spacing w:before="0" w:after="0" w:line="50" w:lineRule="exact"/>
       </w:pPr>
     </w:p>
     <w:p>
       <w:pPr>
-        <w:spacing w:before="0" w:after="0" w:line="20" w:lineRule="exact"/>
+        <w:spacing w:before="0" w:after="0" w:line="50" w:lineRule="exact"/>
       </w:pPr>
     </w:p>
     <w:tbl>
@@ -1923,18 +1927,18 @@
                 <w:rFonts w:ascii="Avenir Next" w:hAnsi="Avenir Next" w:cs="Avenir Next" w:eastAsia="Avenir Next"/>
                 <w:b/>
                 <w:color w:val="1A1A1A"/>
+                <w:sz w:val="22"/>
+                <w:szCs w:val="20"/>
+              </w:rPr>
+              <w:t xml:space="preserve">4.</w:t>
+            </w:r>
+            <w:r>
+              <w:rPr>
+                <w:rFonts w:ascii="Avenir Next" w:hAnsi="Avenir Next" w:cs="Avenir Next" w:eastAsia="Avenir Next"/>
+                <w:color w:val="1A1A1A"/>
                 <w:sz w:val="20"/>
                 <w:szCs w:val="20"/>
               </w:rPr>
-              <w:t xml:space="preserve">4.</w:t>
-            </w:r>
-            <w:r>
-              <w:rPr>
-                <w:rFonts w:ascii="Avenir Next" w:hAnsi="Avenir Next" w:cs="Avenir Next" w:eastAsia="Avenir Next"/>
-                <w:color w:val="1A1A1A"/>
-                <w:sz w:val="20"/>
-                <w:szCs w:val="20"/>
-              </w:rPr>
               <w:tab/>
             </w:r>
             <w:r>
@@ -1942,7 +1946,7 @@
                 <w:rFonts w:ascii="Avenir Next" w:hAnsi="Avenir Next" w:cs="Avenir Next" w:eastAsia="Avenir Next"/>
                 <w:b/>
                 <w:color w:val="1A1A1A"/>
-                <w:sz w:val="20"/>
+                <w:sz w:val="22"/>
                 <w:szCs w:val="20"/>
               </w:rPr>
               <w:t xml:space="preserve">Garden Hose.  </w:t>
@@ -1951,7 +1955,7 @@
               <w:rPr>
                 <w:rFonts w:ascii="Avenir Next" w:hAnsi="Avenir Next" w:cs="Avenir Next" w:eastAsia="Avenir Next"/>
                 <w:color w:val="1A1A1A"/>
-                <w:sz w:val="20"/>
+                <w:sz w:val="22"/>
                 <w:szCs w:val="20"/>
               </w:rPr>
               <w:t xml:space="preserve">The longer a hose runs, the more water fills a pool. A student says the time the hose runs is the independent variable. Do you agree?</w:t>
@@ -1968,7 +1972,7 @@
                 <w:rFonts w:ascii="Avenir Next" w:hAnsi="Avenir Next" w:cs="Avenir Next" w:eastAsia="Avenir Next"/>
                 <w:b/>
                 <w:color w:val="003A70"/>
-                <w:sz w:val="17"/>
+                <w:sz w:val="22"/>
                 <w:szCs w:val="17"/>
               </w:rPr>
               <w:t xml:space="preserve">Hint  </w:t>
@@ -1978,7 +1982,7 @@
                 <w:rFonts w:ascii="Avenir Next" w:hAnsi="Avenir Next" w:cs="Avenir Next" w:eastAsia="Avenir Next"/>
                 <w:i/>
                 <w:color w:val="5A5F66"/>
-                <w:sz w:val="17"/>
+                <w:sz w:val="22"/>
                 <w:szCs w:val="17"/>
               </w:rPr>
               <w:t xml:space="preserve">Use the sentence test: what depends on what?</w:t>
@@ -1997,7 +2001,7 @@
                 <w:rFonts w:ascii="Avenir Next" w:hAnsi="Avenir Next" w:cs="Avenir Next" w:eastAsia="Avenir Next"/>
                 <w:b/>
                 <w:color w:val="1A1A1A"/>
-                <w:sz w:val="18"/>
+                <w:sz w:val="22"/>
                 <w:szCs w:val="18"/>
               </w:rPr>
               <w:t xml:space="preserve">Agree?</w:t>
@@ -2032,18 +2036,18 @@
                 <w:rFonts w:ascii="Avenir Next" w:hAnsi="Avenir Next" w:cs="Avenir Next" w:eastAsia="Avenir Next"/>
                 <w:b/>
                 <w:color w:val="1A1A1A"/>
+                <w:sz w:val="22"/>
+                <w:szCs w:val="20"/>
+              </w:rPr>
+              <w:t xml:space="preserve">5.</w:t>
+            </w:r>
+            <w:r>
+              <w:rPr>
+                <w:rFonts w:ascii="Avenir Next" w:hAnsi="Avenir Next" w:cs="Avenir Next" w:eastAsia="Avenir Next"/>
+                <w:color w:val="1A1A1A"/>
                 <w:sz w:val="20"/>
                 <w:szCs w:val="20"/>
               </w:rPr>
-              <w:t xml:space="preserve">5.</w:t>
-            </w:r>
-            <w:r>
-              <w:rPr>
-                <w:rFonts w:ascii="Avenir Next" w:hAnsi="Avenir Next" w:cs="Avenir Next" w:eastAsia="Avenir Next"/>
-                <w:color w:val="1A1A1A"/>
-                <w:sz w:val="20"/>
-                <w:szCs w:val="20"/>
-              </w:rPr>
               <w:tab/>
             </w:r>
             <w:r>
@@ -2051,7 +2055,7 @@
                 <w:rFonts w:ascii="Avenir Next" w:hAnsi="Avenir Next" w:cs="Avenir Next" w:eastAsia="Avenir Next"/>
                 <w:b/>
                 <w:color w:val="1A1A1A"/>
-                <w:sz w:val="20"/>
+                <w:sz w:val="22"/>
                 <w:szCs w:val="20"/>
               </w:rPr>
               <w:t xml:space="preserve">Mowing Lawns.  </w:t>
@@ -2060,7 +2064,7 @@
               <w:rPr>
                 <w:rFonts w:ascii="Avenir Next" w:hAnsi="Avenir Next" w:cs="Avenir Next" w:eastAsia="Avenir Next"/>
                 <w:color w:val="1A1A1A"/>
-                <w:sz w:val="20"/>
+                <w:sz w:val="22"/>
                 <w:szCs w:val="20"/>
               </w:rPr>
               <w:t xml:space="preserve">Andre mows lawns. The more lawns he mows, the more gas he uses. Name the dependent variable.</w:t>
@@ -2077,7 +2081,7 @@
                 <w:rFonts w:ascii="Avenir Next" w:hAnsi="Avenir Next" w:cs="Avenir Next" w:eastAsia="Avenir Next"/>
                 <w:b/>
                 <w:color w:val="003A70"/>
-                <w:sz w:val="17"/>
+                <w:sz w:val="22"/>
                 <w:szCs w:val="17"/>
               </w:rPr>
               <w:t xml:space="preserve">Hint  </w:t>
@@ -2087,7 +2091,7 @@
                 <w:rFonts w:ascii="Avenir Next" w:hAnsi="Avenir Next" w:cs="Avenir Next" w:eastAsia="Avenir Next"/>
                 <w:i/>
                 <w:color w:val="5A5F66"/>
-                <w:sz w:val="17"/>
+                <w:sz w:val="22"/>
                 <w:szCs w:val="17"/>
               </w:rPr>
               <w:t xml:space="preserve">Which one changes because of the other?</w:t>
@@ -2106,7 +2110,7 @@
                 <w:rFonts w:ascii="Avenir Next" w:hAnsi="Avenir Next" w:cs="Avenir Next" w:eastAsia="Avenir Next"/>
                 <w:b/>
                 <w:color w:val="1A1A1A"/>
-                <w:sz w:val="18"/>
+                <w:sz w:val="22"/>
                 <w:szCs w:val="18"/>
               </w:rPr>
               <w:t xml:space="preserve">Dependent</w:t>
@@ -2126,12 +2130,12 @@
     </w:tbl>
     <w:p>
       <w:pPr>
-        <w:spacing w:before="0" w:after="0" w:line="20" w:lineRule="exact"/>
+        <w:spacing w:before="0" w:after="0" w:line="50" w:lineRule="exact"/>
       </w:pPr>
     </w:p>
     <w:p>
       <w:pPr>
-        <w:spacing w:before="0" w:after="0" w:line="20" w:lineRule="exact"/>
+        <w:spacing w:before="0" w:after="0" w:line="50" w:lineRule="exact"/>
       </w:pPr>
     </w:p>
     <w:tbl>
@@ -2181,18 +2185,18 @@
                 <w:rFonts w:ascii="Avenir Next" w:hAnsi="Avenir Next" w:cs="Avenir Next" w:eastAsia="Avenir Next"/>
                 <w:b/>
                 <w:color w:val="1A1A1A"/>
+                <w:sz w:val="22"/>
+                <w:szCs w:val="20"/>
+              </w:rPr>
+              <w:t xml:space="preserve">6.</w:t>
+            </w:r>
+            <w:r>
+              <w:rPr>
+                <w:rFonts w:ascii="Avenir Next" w:hAnsi="Avenir Next" w:cs="Avenir Next" w:eastAsia="Avenir Next"/>
+                <w:color w:val="1A1A1A"/>
                 <w:sz w:val="20"/>
                 <w:szCs w:val="20"/>
               </w:rPr>
-              <w:t xml:space="preserve">6.</w:t>
-            </w:r>
-            <w:r>
-              <w:rPr>
-                <w:rFonts w:ascii="Avenir Next" w:hAnsi="Avenir Next" w:cs="Avenir Next" w:eastAsia="Avenir Next"/>
-                <w:color w:val="1A1A1A"/>
-                <w:sz w:val="20"/>
-                <w:szCs w:val="20"/>
-              </w:rPr>
               <w:tab/>
             </w:r>
             <w:r>
@@ -2200,7 +2204,7 @@
                 <w:rFonts w:ascii="Avenir Next" w:hAnsi="Avenir Next" w:cs="Avenir Next" w:eastAsia="Avenir Next"/>
                 <w:b/>
                 <w:color w:val="1A1A1A"/>
-                <w:sz w:val="20"/>
+                <w:sz w:val="22"/>
                 <w:szCs w:val="20"/>
               </w:rPr>
               <w:t xml:space="preserve">Which Axis?  </w:t>
@@ -2209,7 +2213,7 @@
               <w:rPr>
                 <w:rFonts w:ascii="Avenir Next" w:hAnsi="Avenir Next" w:cs="Avenir Next" w:eastAsia="Avenir Next"/>
                 <w:color w:val="1A1A1A"/>
-                <w:sz w:val="20"/>
+                <w:sz w:val="22"/>
                 <w:szCs w:val="20"/>
               </w:rPr>
               <w:t xml:space="preserve">A graph shows the height of a candle and the hours it has burned.</w:t>
@@ -2226,7 +2230,7 @@
                 <w:rFonts w:ascii="Avenir Next" w:hAnsi="Avenir Next" w:cs="Avenir Next" w:eastAsia="Avenir Next"/>
                 <w:b/>
                 <w:color w:val="003A70"/>
-                <w:sz w:val="17"/>
+                <w:sz w:val="22"/>
                 <w:szCs w:val="17"/>
               </w:rPr>
               <w:t xml:space="preserve">Hint  </w:t>
@@ -2236,7 +2240,7 @@
                 <w:rFonts w:ascii="Avenir Next" w:hAnsi="Avenir Next" w:cs="Avenir Next" w:eastAsia="Avenir Next"/>
                 <w:i/>
                 <w:color w:val="5A5F66"/>
-                <w:sz w:val="17"/>
+                <w:sz w:val="22"/>
                 <w:szCs w:val="17"/>
               </w:rPr>
               <w:t xml:space="preserve">The independent variable goes across.</w:t>
@@ -2256,25 +2260,25 @@
                 <w:rFonts w:ascii="Avenir Next" w:hAnsi="Avenir Next" w:cs="Avenir Next" w:eastAsia="Avenir Next"/>
                 <w:b/>
                 <w:color w:val="003A70"/>
+                <w:sz w:val="22"/>
+                <w:szCs w:val="20"/>
+              </w:rPr>
+              <w:t xml:space="preserve">a.</w:t>
+            </w:r>
+            <w:r>
+              <w:rPr>
+                <w:rFonts w:ascii="Avenir Next" w:hAnsi="Avenir Next" w:cs="Avenir Next" w:eastAsia="Avenir Next"/>
+                <w:color w:val="1A1A1A"/>
                 <w:sz w:val="20"/>
                 <w:szCs w:val="20"/>
               </w:rPr>
-              <w:t xml:space="preserve">a.</w:t>
-            </w:r>
-            <w:r>
-              <w:rPr>
-                <w:rFonts w:ascii="Avenir Next" w:hAnsi="Avenir Next" w:cs="Avenir Next" w:eastAsia="Avenir Next"/>
-                <w:color w:val="1A1A1A"/>
-                <w:sz w:val="20"/>
-                <w:szCs w:val="20"/>
-              </w:rPr>
               <w:tab/>
             </w:r>
             <w:r>
               <w:rPr>
                 <w:rFonts w:ascii="Avenir Next" w:hAnsi="Avenir Next" w:cs="Avenir Next" w:eastAsia="Avenir Next"/>
                 <w:color w:val="1A1A1A"/>
-                <w:sz w:val="20"/>
+                <w:sz w:val="22"/>
                 <w:szCs w:val="20"/>
               </w:rPr>
               <w:t xml:space="preserve">Which variable goes on the </w:t>
@@ -2284,7 +2288,7 @@
                 <w:rFonts w:ascii="Avenir Next" w:hAnsi="Avenir Next" w:cs="Avenir Next" w:eastAsia="Avenir Next"/>
                 <w:i/>
                 <w:color w:val="1A1A1A"/>
-                <w:sz w:val="20"/>
+                <w:sz w:val="22"/>
                 <w:szCs w:val="20"/>
               </w:rPr>
               <w:t xml:space="preserve">x</w:t>
@@ -2293,7 +2297,7 @@
               <w:rPr>
                 <w:rFonts w:ascii="Avenir Next" w:hAnsi="Avenir Next" w:cs="Avenir Next" w:eastAsia="Avenir Next"/>
                 <w:color w:val="1A1A1A"/>
-                <w:sz w:val="20"/>
+                <w:sz w:val="22"/>
                 <w:szCs w:val="20"/>
               </w:rPr>
               <w:t xml:space="preserve">-axis?</w:t>
@@ -2332,25 +2336,25 @@
                 <w:rFonts w:ascii="Avenir Next" w:hAnsi="Avenir Next" w:cs="Avenir Next" w:eastAsia="Avenir Next"/>
                 <w:b/>
                 <w:color w:val="003A70"/>
+                <w:sz w:val="22"/>
+                <w:szCs w:val="20"/>
+              </w:rPr>
+              <w:t xml:space="preserve">b.</w:t>
+            </w:r>
+            <w:r>
+              <w:rPr>
+                <w:rFonts w:ascii="Avenir Next" w:hAnsi="Avenir Next" w:cs="Avenir Next" w:eastAsia="Avenir Next"/>
+                <w:color w:val="1A1A1A"/>
                 <w:sz w:val="20"/>
                 <w:szCs w:val="20"/>
               </w:rPr>
-              <w:t xml:space="preserve">b.</w:t>
-            </w:r>
-            <w:r>
-              <w:rPr>
-                <w:rFonts w:ascii="Avenir Next" w:hAnsi="Avenir Next" w:cs="Avenir Next" w:eastAsia="Avenir Next"/>
-                <w:color w:val="1A1A1A"/>
-                <w:sz w:val="20"/>
-                <w:szCs w:val="20"/>
-              </w:rPr>
               <w:tab/>
             </w:r>
             <w:r>
               <w:rPr>
                 <w:rFonts w:ascii="Avenir Next" w:hAnsi="Avenir Next" w:cs="Avenir Next" w:eastAsia="Avenir Next"/>
                 <w:color w:val="1A1A1A"/>
-                <w:sz w:val="20"/>
+                <w:sz w:val="22"/>
                 <w:szCs w:val="20"/>
               </w:rPr>
               <w:t xml:space="preserve">Which variable goes on the </w:t>
@@ -2360,7 +2364,7 @@
                 <w:rFonts w:ascii="Avenir Next" w:hAnsi="Avenir Next" w:cs="Avenir Next" w:eastAsia="Avenir Next"/>
                 <w:i/>
                 <w:color w:val="1A1A1A"/>
-                <w:sz w:val="20"/>
+                <w:sz w:val="22"/>
                 <w:szCs w:val="20"/>
               </w:rPr>
               <w:t xml:space="preserve">y</w:t>
@@ -2369,7 +2373,7 @@
               <w:rPr>
                 <w:rFonts w:ascii="Avenir Next" w:hAnsi="Avenir Next" w:cs="Avenir Next" w:eastAsia="Avenir Next"/>
                 <w:color w:val="1A1A1A"/>
-                <w:sz w:val="20"/>
+                <w:sz w:val="22"/>
                 <w:szCs w:val="20"/>
               </w:rPr>
               <w:t xml:space="preserve">-axis?</w:t>
@@ -2399,12 +2403,12 @@
     </w:tbl>
     <w:p>
       <w:pPr>
-        <w:spacing w:before="0" w:after="0" w:line="20" w:lineRule="exact"/>
+        <w:spacing w:before="0" w:after="0" w:line="50" w:lineRule="exact"/>
       </w:pPr>
     </w:p>
     <w:p>
       <w:pPr>
-        <w:spacing w:before="0" w:after="0" w:line="20" w:lineRule="exact"/>
+        <w:spacing w:before="0" w:after="0" w:line="50" w:lineRule="exact"/>
       </w:pPr>
     </w:p>
     <w:tbl>
@@ -2454,18 +2458,18 @@
                 <w:rFonts w:ascii="Avenir Next" w:hAnsi="Avenir Next" w:cs="Avenir Next" w:eastAsia="Avenir Next"/>
                 <w:b/>
                 <w:color w:val="1A1A1A"/>
+                <w:sz w:val="22"/>
+                <w:szCs w:val="20"/>
+              </w:rPr>
+              <w:t xml:space="preserve">7.</w:t>
+            </w:r>
+            <w:r>
+              <w:rPr>
+                <w:rFonts w:ascii="Avenir Next" w:hAnsi="Avenir Next" w:cs="Avenir Next" w:eastAsia="Avenir Next"/>
+                <w:color w:val="1A1A1A"/>
                 <w:sz w:val="20"/>
                 <w:szCs w:val="20"/>
               </w:rPr>
-              <w:t xml:space="preserve">7.</w:t>
-            </w:r>
-            <w:r>
-              <w:rPr>
-                <w:rFonts w:ascii="Avenir Next" w:hAnsi="Avenir Next" w:cs="Avenir Next" w:eastAsia="Avenir Next"/>
-                <w:color w:val="1A1A1A"/>
-                <w:sz w:val="20"/>
-                <w:szCs w:val="20"/>
-              </w:rPr>
               <w:tab/>
             </w:r>
             <w:r>
@@ -2473,7 +2477,7 @@
                 <w:rFonts w:ascii="Avenir Next" w:hAnsi="Avenir Next" w:cs="Avenir Next" w:eastAsia="Avenir Next"/>
                 <w:b/>
                 <w:color w:val="1A1A1A"/>
-                <w:sz w:val="20"/>
+                <w:sz w:val="22"/>
                 <w:szCs w:val="20"/>
               </w:rPr>
               <w:t xml:space="preserve">Charging a Phone.  </w:t>
@@ -2482,7 +2486,7 @@
               <w:rPr>
                 <w:rFonts w:ascii="Avenir Next" w:hAnsi="Avenir Next" w:cs="Avenir Next" w:eastAsia="Avenir Next"/>
                 <w:color w:val="1A1A1A"/>
-                <w:sz w:val="20"/>
+                <w:sz w:val="22"/>
                 <w:szCs w:val="20"/>
               </w:rPr>
               <w:t xml:space="preserve">The longer Elena’s phone is plugged in, the higher its battery percentage. Write a sentence with “depends on.” Then name the dependent variable.</w:t>
@@ -2499,7 +2503,7 @@
                 <w:rFonts w:ascii="Avenir Next" w:hAnsi="Avenir Next" w:cs="Avenir Next" w:eastAsia="Avenir Next"/>
                 <w:b/>
                 <w:color w:val="003A70"/>
-                <w:sz w:val="17"/>
+                <w:sz w:val="22"/>
                 <w:szCs w:val="17"/>
               </w:rPr>
               <w:t xml:space="preserve">Hint  </w:t>
@@ -2509,7 +2513,7 @@
                 <w:rFonts w:ascii="Avenir Next" w:hAnsi="Avenir Next" w:cs="Avenir Next" w:eastAsia="Avenir Next"/>
                 <w:i/>
                 <w:color w:val="5A5F66"/>
-                <w:sz w:val="17"/>
+                <w:sz w:val="22"/>
                 <w:szCs w:val="17"/>
               </w:rPr>
               <w:t xml:space="preserve">Elena controls the time; the battery only responds.</w:t>
@@ -2528,7 +2532,7 @@
                 <w:rFonts w:ascii="Avenir Next" w:hAnsi="Avenir Next" w:cs="Avenir Next" w:eastAsia="Avenir Next"/>
                 <w:b/>
                 <w:color w:val="1A1A1A"/>
-                <w:sz w:val="18"/>
+                <w:sz w:val="22"/>
                 <w:szCs w:val="18"/>
               </w:rPr>
               <w:t xml:space="preserve">Sentence</w:t>
@@ -2548,12 +2552,12 @@
     </w:tbl>
     <w:p>
       <w:pPr>
-        <w:spacing w:before="0" w:after="0" w:line="20" w:lineRule="exact"/>
+        <w:spacing w:before="0" w:after="0" w:line="50" w:lineRule="exact"/>
       </w:pPr>
     </w:p>
     <w:p>
       <w:pPr>
-        <w:spacing w:before="0" w:after="0" w:line="20" w:lineRule="exact"/>
+        <w:spacing w:before="0" w:after="0" w:line="50" w:lineRule="exact"/>
       </w:pPr>
     </w:p>
     <w:tbl>
@@ -2603,18 +2607,18 @@
                 <w:rFonts w:ascii="Avenir Next" w:hAnsi="Avenir Next" w:cs="Avenir Next" w:eastAsia="Avenir Next"/>
                 <w:b/>
                 <w:color w:val="1A1A1A"/>
+                <w:sz w:val="22"/>
+                <w:szCs w:val="20"/>
+              </w:rPr>
+              <w:t xml:space="preserve">8.</w:t>
+            </w:r>
+            <w:r>
+              <w:rPr>
+                <w:rFonts w:ascii="Avenir Next" w:hAnsi="Avenir Next" w:cs="Avenir Next" w:eastAsia="Avenir Next"/>
+                <w:color w:val="1A1A1A"/>
                 <w:sz w:val="20"/>
                 <w:szCs w:val="20"/>
               </w:rPr>
-              <w:t xml:space="preserve">8.</w:t>
-            </w:r>
-            <w:r>
-              <w:rPr>
-                <w:rFonts w:ascii="Avenir Next" w:hAnsi="Avenir Next" w:cs="Avenir Next" w:eastAsia="Avenir Next"/>
-                <w:color w:val="1A1A1A"/>
-                <w:sz w:val="20"/>
-                <w:szCs w:val="20"/>
-              </w:rPr>
               <w:tab/>
             </w:r>
             <w:r>
@@ -2622,7 +2626,7 @@
                 <w:rFonts w:ascii="Avenir Next" w:hAnsi="Avenir Next" w:cs="Avenir Next" w:eastAsia="Avenir Next"/>
                 <w:b/>
                 <w:color w:val="1A1A1A"/>
-                <w:sz w:val="20"/>
+                <w:sz w:val="22"/>
                 <w:szCs w:val="20"/>
               </w:rPr>
               <w:t xml:space="preserve">Muffin Sale.  </w:t>
@@ -2631,7 +2635,7 @@
               <w:rPr>
                 <w:rFonts w:ascii="Avenir Next" w:hAnsi="Avenir Next" w:cs="Avenir Next" w:eastAsia="Avenir Next"/>
                 <w:color w:val="1A1A1A"/>
-                <w:sz w:val="20"/>
+                <w:sz w:val="22"/>
                 <w:szCs w:val="20"/>
               </w:rPr>
               <w:t xml:space="preserve">Every muffin costs the same price. A student says the number of muffins sold is the dependent variable because it is the smaller number. Explain whether you agree. Then name both variables.</w:t>
@@ -2639,7 +2643,7 @@
           </w:p>
           <w:p>
             <w:pPr>
-              <w:spacing w:before="0" w:after="0" w:line="60" w:lineRule="auto"/>
+              <w:spacing w:before="0" w:after="0" w:line="50" w:lineRule="exact"/>
             </w:pPr>
           </w:p>
           <w:tbl>
@@ -2708,7 +2712,7 @@
                 <w:rFonts w:ascii="Avenir Next" w:hAnsi="Avenir Next" w:cs="Avenir Next" w:eastAsia="Avenir Next"/>
                 <w:b/>
                 <w:color w:val="1A1A1A"/>
-                <w:sz w:val="18"/>
+                <w:sz w:val="22"/>
                 <w:szCs w:val="18"/>
               </w:rPr>
               <w:t xml:space="preserve">Variables</w:t>
@@ -2728,11 +2732,12 @@
     </w:tbl>
     <w:p>
       <w:pPr>
-        <w:spacing w:before="0" w:after="0" w:line="20" w:lineRule="exact"/>
+        <w:spacing w:before="0" w:after="0" w:line="50" w:lineRule="exact"/>
       </w:pPr>
     </w:p>
     <w:p>
       <w:pPr>
+        <w:pStyle w:val="Heading2"/>
         <w:keepNext/>
         <w:pBdr>
           <w:bottom w:val="single" w:sz="8" w:space="3" w:color="003A70"/>
@@ -2748,7 +2753,7 @@
           <w:b/>
           <w:color w:val="003A70"/>
           <w:spacing w:val="14"/>
-          <w:sz w:val="19"/>
+          <w:sz w:val="22"/>
           <w:szCs w:val="19"/>
         </w:rPr>
         <w:t xml:space="preserve">FIND THE ERROR</w:t>
@@ -2767,7 +2772,7 @@
           <w:rFonts w:ascii="Avenir Next" w:hAnsi="Avenir Next" w:cs="Avenir Next" w:eastAsia="Avenir Next"/>
           <w:i/>
           <w:color w:val="5A5F66"/>
-          <w:sz w:val="17"/>
+          <w:sz w:val="22"/>
           <w:szCs w:val="17"/>
         </w:rPr>
         <w:t xml:space="preserve">explain the mistake, then fix it</w:t>
@@ -2775,7 +2780,7 @@
     </w:p>
     <w:p>
       <w:pPr>
-        <w:spacing w:before="0" w:after="0" w:line="20" w:lineRule="exact"/>
+        <w:spacing w:before="0" w:after="0" w:line="50" w:lineRule="exact"/>
       </w:pPr>
     </w:p>
     <w:tbl>
@@ -2825,18 +2830,18 @@
                 <w:rFonts w:ascii="Avenir Next" w:hAnsi="Avenir Next" w:cs="Avenir Next" w:eastAsia="Avenir Next"/>
                 <w:b/>
                 <w:color w:val="1A1A1A"/>
+                <w:sz w:val="22"/>
+                <w:szCs w:val="20"/>
+              </w:rPr>
+              <w:t xml:space="preserve">9.</w:t>
+            </w:r>
+            <w:r>
+              <w:rPr>
+                <w:rFonts w:ascii="Avenir Next" w:hAnsi="Avenir Next" w:cs="Avenir Next" w:eastAsia="Avenir Next"/>
+                <w:color w:val="1A1A1A"/>
                 <w:sz w:val="20"/>
                 <w:szCs w:val="20"/>
               </w:rPr>
-              <w:t xml:space="preserve">9.</w:t>
-            </w:r>
-            <w:r>
-              <w:rPr>
-                <w:rFonts w:ascii="Avenir Next" w:hAnsi="Avenir Next" w:cs="Avenir Next" w:eastAsia="Avenir Next"/>
-                <w:color w:val="1A1A1A"/>
-                <w:sz w:val="20"/>
-                <w:szCs w:val="20"/>
-              </w:rPr>
               <w:tab/>
             </w:r>
             <w:r>
@@ -2844,7 +2849,7 @@
                 <w:rFonts w:ascii="Avenir Next" w:hAnsi="Avenir Next" w:cs="Avenir Next" w:eastAsia="Avenir Next"/>
                 <w:b/>
                 <w:color w:val="1A1A1A"/>
-                <w:sz w:val="20"/>
+                <w:sz w:val="22"/>
                 <w:szCs w:val="20"/>
               </w:rPr>
               <w:t xml:space="preserve">Jamal’s Work.  </w:t>
@@ -2853,7 +2858,7 @@
               <w:rPr>
                 <w:rFonts w:ascii="Avenir Next" w:hAnsi="Avenir Next" w:cs="Avenir Next" w:eastAsia="Avenir Next"/>
                 <w:color w:val="1A1A1A"/>
-                <w:sz w:val="20"/>
+                <w:sz w:val="22"/>
                 <w:szCs w:val="20"/>
               </w:rPr>
               <w:t xml:space="preserve">Jada practices free throws. Jamal wrote: “The minutes Jada practices depend on her free-throw score.” Explain his mistake and write a correct sentence.</w:t>
@@ -2899,7 +2904,7 @@
                 </w:tcPr>
                 <w:p>
                   <w:pPr>
-                    <w:spacing w:before="0" w:after="0" w:line="240" w:lineRule="auto"/>
+                    <w:spacing w:before="0" w:after="0" w:line="50" w:lineRule="exact"/>
                   </w:pPr>
                 </w:p>
               </w:tc>
@@ -2919,7 +2924,7 @@
                 </w:tcPr>
                 <w:p>
                   <w:pPr>
-                    <w:spacing w:before="0" w:after="0" w:line="240" w:lineRule="auto"/>
+                    <w:spacing w:before="0" w:after="0" w:line="50" w:lineRule="exact"/>
                   </w:pPr>
                 </w:p>
               </w:tc>
@@ -2939,7 +2944,7 @@
                 </w:tcPr>
                 <w:p>
                   <w:pPr>
-                    <w:spacing w:before="0" w:after="0" w:line="240" w:lineRule="auto"/>
+                    <w:spacing w:before="0" w:after="0" w:line="50" w:lineRule="exact"/>
                   </w:pPr>
                 </w:p>
               </w:tc>
@@ -2947,7 +2952,7 @@
           </w:tbl>
           <w:p>
             <w:pPr>
-              <w:spacing w:before="0" w:after="0" w:line="24" w:lineRule="auto"/>
+              <w:spacing w:before="0" w:after="0" w:line="50" w:lineRule="exact"/>
             </w:pPr>
           </w:p>
         </w:tc>
@@ -2955,11 +2960,12 @@
     </w:tbl>
     <w:p>
       <w:pPr>
-        <w:spacing w:before="0" w:after="0" w:line="20" w:lineRule="exact"/>
+        <w:spacing w:before="0" w:after="0" w:line="50" w:lineRule="exact"/>
       </w:pPr>
     </w:p>
     <w:p>
       <w:pPr>
+        <w:pStyle w:val="Heading2"/>
         <w:keepNext/>
         <w:pBdr>
           <w:bottom w:val="single" w:sz="8" w:space="3" w:color="003A70"/>
@@ -2975,7 +2981,7 @@
           <w:b/>
           <w:color w:val="003A70"/>
           <w:spacing w:val="14"/>
-          <w:sz w:val="19"/>
+          <w:sz w:val="22"/>
           <w:szCs w:val="19"/>
         </w:rPr>
         <w:t xml:space="preserve">TEST PRACTICE</w:t>
@@ -2994,7 +3000,7 @@
           <w:rFonts w:ascii="Avenir Next" w:hAnsi="Avenir Next" w:cs="Avenir Next" w:eastAsia="Avenir Next"/>
           <w:i/>
           <w:color w:val="5A5F66"/>
-          <w:sz w:val="17"/>
+          <w:sz w:val="22"/>
           <w:szCs w:val="17"/>
         </w:rPr>
         <w:t xml:space="preserve">choose the best answer</w:t>
@@ -3002,7 +3008,7 @@
     </w:p>
     <w:p>
       <w:pPr>
-        <w:spacing w:before="0" w:after="0" w:line="20" w:lineRule="exact"/>
+        <w:spacing w:before="0" w:after="0" w:line="50" w:lineRule="exact"/>
       </w:pPr>
     </w:p>
     <w:tbl>
@@ -3052,25 +3058,25 @@
                 <w:rFonts w:ascii="Avenir Next" w:hAnsi="Avenir Next" w:cs="Avenir Next" w:eastAsia="Avenir Next"/>
                 <w:b/>
                 <w:color w:val="1A1A1A"/>
+                <w:sz w:val="22"/>
+                <w:szCs w:val="20"/>
+              </w:rPr>
+              <w:t xml:space="preserve">10.</w:t>
+            </w:r>
+            <w:r>
+              <w:rPr>
+                <w:rFonts w:ascii="Avenir Next" w:hAnsi="Avenir Next" w:cs="Avenir Next" w:eastAsia="Avenir Next"/>
+                <w:color w:val="1A1A1A"/>
                 <w:sz w:val="20"/>
                 <w:szCs w:val="20"/>
               </w:rPr>
-              <w:t xml:space="preserve">10.</w:t>
-            </w:r>
-            <w:r>
-              <w:rPr>
-                <w:rFonts w:ascii="Avenir Next" w:hAnsi="Avenir Next" w:cs="Avenir Next" w:eastAsia="Avenir Next"/>
-                <w:color w:val="1A1A1A"/>
-                <w:sz w:val="20"/>
-                <w:szCs w:val="20"/>
-              </w:rPr>
               <w:tab/>
             </w:r>
             <w:r>
               <w:rPr>
                 <w:rFonts w:ascii="Avenir Next" w:hAnsi="Avenir Next" w:cs="Avenir Next" w:eastAsia="Avenir Next"/>
                 <w:color w:val="1A1A1A"/>
-                <w:sz w:val="20"/>
+                <w:sz w:val="22"/>
                 <w:szCs w:val="20"/>
               </w:rPr>
               <w:t xml:space="preserve">The dependent variable goes on the —</w:t>
@@ -3126,7 +3132,7 @@
                       <w:rFonts w:ascii="Avenir Next" w:hAnsi="Avenir Next" w:cs="Avenir Next" w:eastAsia="Avenir Next"/>
                       <w:b/>
                       <w:color w:val="003A70"/>
-                      <w:sz w:val="19"/>
+                      <w:sz w:val="22"/>
                       <w:szCs w:val="19"/>
                     </w:rPr>
                     <w:t xml:space="preserve">A</w:t>
@@ -3145,7 +3151,7 @@
                       <w:rFonts w:ascii="Avenir Next" w:hAnsi="Avenir Next" w:cs="Avenir Next" w:eastAsia="Avenir Next"/>
                       <w:i/>
                       <w:color w:val="1A1A1A"/>
-                      <w:sz w:val="19"/>
+                      <w:sz w:val="22"/>
                       <w:szCs w:val="19"/>
                     </w:rPr>
                     <w:t xml:space="preserve">x</w:t>
@@ -3154,7 +3160,7 @@
                     <w:rPr>
                       <w:rFonts w:ascii="Avenir Next" w:hAnsi="Avenir Next" w:cs="Avenir Next" w:eastAsia="Avenir Next"/>
                       <w:color w:val="1A1A1A"/>
-                      <w:sz w:val="19"/>
+                      <w:sz w:val="22"/>
                       <w:szCs w:val="19"/>
                     </w:rPr>
                     <w:t xml:space="preserve">-axis</w:t>
@@ -3179,7 +3185,7 @@
                       <w:rFonts w:ascii="Avenir Next" w:hAnsi="Avenir Next" w:cs="Avenir Next" w:eastAsia="Avenir Next"/>
                       <w:b/>
                       <w:color w:val="003A70"/>
-                      <w:sz w:val="19"/>
+                      <w:sz w:val="22"/>
                       <w:szCs w:val="19"/>
                     </w:rPr>
                     <w:t xml:space="preserve">B</w:t>
@@ -3198,7 +3204,7 @@
                       <w:rFonts w:ascii="Avenir Next" w:hAnsi="Avenir Next" w:cs="Avenir Next" w:eastAsia="Avenir Next"/>
                       <w:i/>
                       <w:color w:val="1A1A1A"/>
-                      <w:sz w:val="19"/>
+                      <w:sz w:val="22"/>
                       <w:szCs w:val="19"/>
                     </w:rPr>
                     <w:t xml:space="preserve">y</w:t>
@@ -3207,7 +3213,7 @@
                     <w:rPr>
                       <w:rFonts w:ascii="Avenir Next" w:hAnsi="Avenir Next" w:cs="Avenir Next" w:eastAsia="Avenir Next"/>
                       <w:color w:val="1A1A1A"/>
-                      <w:sz w:val="19"/>
+                      <w:sz w:val="22"/>
                       <w:szCs w:val="19"/>
                     </w:rPr>
                     <w:t xml:space="preserve">-axis</w:t>
@@ -3232,7 +3238,7 @@
                       <w:rFonts w:ascii="Avenir Next" w:hAnsi="Avenir Next" w:cs="Avenir Next" w:eastAsia="Avenir Next"/>
                       <w:b/>
                       <w:color w:val="003A70"/>
-                      <w:sz w:val="19"/>
+                      <w:sz w:val="22"/>
                       <w:szCs w:val="19"/>
                     </w:rPr>
                     <w:t xml:space="preserve">C</w:t>
@@ -3250,7 +3256,7 @@
                     <w:rPr>
                       <w:rFonts w:ascii="Avenir Next" w:hAnsi="Avenir Next" w:cs="Avenir Next" w:eastAsia="Avenir Next"/>
                       <w:color w:val="1A1A1A"/>
-                      <w:sz w:val="19"/>
+                      <w:sz w:val="22"/>
                       <w:szCs w:val="19"/>
                     </w:rPr>
                     <w:t xml:space="preserve">origin</w:t>
@@ -3275,7 +3281,7 @@
                       <w:rFonts w:ascii="Avenir Next" w:hAnsi="Avenir Next" w:cs="Avenir Next" w:eastAsia="Avenir Next"/>
                       <w:b/>
                       <w:color w:val="003A70"/>
-                      <w:sz w:val="19"/>
+                      <w:sz w:val="22"/>
                       <w:szCs w:val="19"/>
                     </w:rPr>
                     <w:t xml:space="preserve">D</w:t>
@@ -3293,7 +3299,7 @@
                     <w:rPr>
                       <w:rFonts w:ascii="Avenir Next" w:hAnsi="Avenir Next" w:cs="Avenir Next" w:eastAsia="Avenir Next"/>
                       <w:color w:val="1A1A1A"/>
-                      <w:sz w:val="19"/>
+                      <w:sz w:val="22"/>
                       <w:szCs w:val="19"/>
                     </w:rPr>
                     <w:t xml:space="preserve">title</w:t>
@@ -3304,7 +3310,7 @@
           </w:tbl>
           <w:p>
             <w:pPr>
-              <w:spacing w:before="0" w:after="0" w:line="24" w:lineRule="auto"/>
+              <w:spacing w:before="0" w:after="0" w:line="50" w:lineRule="exact"/>
             </w:pPr>
           </w:p>
         </w:tc>
@@ -3312,12 +3318,12 @@
     </w:tbl>
     <w:p>
       <w:pPr>
-        <w:spacing w:before="0" w:after="0" w:line="20" w:lineRule="exact"/>
+        <w:spacing w:before="0" w:after="0" w:line="50" w:lineRule="exact"/>
       </w:pPr>
     </w:p>
     <w:p>
       <w:pPr>
-        <w:spacing w:before="0" w:after="0" w:line="20" w:lineRule="exact"/>
+        <w:spacing w:before="0" w:after="0" w:line="50" w:lineRule="exact"/>
       </w:pPr>
     </w:p>
     <w:tbl>
@@ -3367,25 +3373,25 @@
                 <w:rFonts w:ascii="Avenir Next" w:hAnsi="Avenir Next" w:cs="Avenir Next" w:eastAsia="Avenir Next"/>
                 <w:b/>
                 <w:color w:val="1A1A1A"/>
+                <w:sz w:val="22"/>
+                <w:szCs w:val="20"/>
+              </w:rPr>
+              <w:t xml:space="preserve">11.</w:t>
+            </w:r>
+            <w:r>
+              <w:rPr>
+                <w:rFonts w:ascii="Avenir Next" w:hAnsi="Avenir Next" w:cs="Avenir Next" w:eastAsia="Avenir Next"/>
+                <w:color w:val="1A1A1A"/>
                 <w:sz w:val="20"/>
                 <w:szCs w:val="20"/>
               </w:rPr>
-              <w:t xml:space="preserve">11.</w:t>
-            </w:r>
-            <w:r>
-              <w:rPr>
-                <w:rFonts w:ascii="Avenir Next" w:hAnsi="Avenir Next" w:cs="Avenir Next" w:eastAsia="Avenir Next"/>
-                <w:color w:val="1A1A1A"/>
-                <w:sz w:val="20"/>
-                <w:szCs w:val="20"/>
-              </w:rPr>
               <w:tab/>
             </w:r>
             <w:r>
               <w:rPr>
                 <w:rFonts w:ascii="Avenir Next" w:hAnsi="Avenir Next" w:cs="Avenir Next" w:eastAsia="Avenir Next"/>
                 <w:color w:val="1A1A1A"/>
-                <w:sz w:val="20"/>
+                <w:sz w:val="22"/>
                 <w:szCs w:val="20"/>
               </w:rPr>
               <w:t xml:space="preserve">In “gallons of fuel and miles driven,” the dependent variable is —</w:t>
@@ -3441,7 +3447,7 @@
                       <w:rFonts w:ascii="Avenir Next" w:hAnsi="Avenir Next" w:cs="Avenir Next" w:eastAsia="Avenir Next"/>
                       <w:b/>
                       <w:color w:val="003A70"/>
-                      <w:sz w:val="19"/>
+                      <w:sz w:val="22"/>
                       <w:szCs w:val="19"/>
                     </w:rPr>
                     <w:t xml:space="preserve">A</w:t>
@@ -3459,7 +3465,7 @@
                     <w:rPr>
                       <w:rFonts w:ascii="Avenir Next" w:hAnsi="Avenir Next" w:cs="Avenir Next" w:eastAsia="Avenir Next"/>
                       <w:color w:val="1A1A1A"/>
-                      <w:sz w:val="19"/>
+                      <w:sz w:val="22"/>
                       <w:szCs w:val="19"/>
                     </w:rPr>
                     <w:t xml:space="preserve">miles driven</w:t>
@@ -3484,7 +3490,7 @@
                       <w:rFonts w:ascii="Avenir Next" w:hAnsi="Avenir Next" w:cs="Avenir Next" w:eastAsia="Avenir Next"/>
                       <w:b/>
                       <w:color w:val="003A70"/>
-                      <w:sz w:val="19"/>
+                      <w:sz w:val="22"/>
                       <w:szCs w:val="19"/>
                     </w:rPr>
                     <w:t xml:space="preserve">B</w:t>
@@ -3502,7 +3508,7 @@
                     <w:rPr>
                       <w:rFonts w:ascii="Avenir Next" w:hAnsi="Avenir Next" w:cs="Avenir Next" w:eastAsia="Avenir Next"/>
                       <w:color w:val="1A1A1A"/>
-                      <w:sz w:val="19"/>
+                      <w:sz w:val="22"/>
                       <w:szCs w:val="19"/>
                     </w:rPr>
                     <w:t xml:space="preserve">gallons of fuel</w:t>
@@ -3527,7 +3533,7 @@
                       <w:rFonts w:ascii="Avenir Next" w:hAnsi="Avenir Next" w:cs="Avenir Next" w:eastAsia="Avenir Next"/>
                       <w:b/>
                       <w:color w:val="003A70"/>
-                      <w:sz w:val="19"/>
+                      <w:sz w:val="22"/>
                       <w:szCs w:val="19"/>
                     </w:rPr>
                     <w:t xml:space="preserve">C</w:t>
@@ -3545,7 +3551,7 @@
                     <w:rPr>
                       <w:rFonts w:ascii="Avenir Next" w:hAnsi="Avenir Next" w:cs="Avenir Next" w:eastAsia="Avenir Next"/>
                       <w:color w:val="1A1A1A"/>
-                      <w:sz w:val="19"/>
+                      <w:sz w:val="22"/>
                       <w:szCs w:val="19"/>
                     </w:rPr>
                     <w:t xml:space="preserve">both</w:t>
@@ -3570,7 +3576,7 @@
                       <w:rFonts w:ascii="Avenir Next" w:hAnsi="Avenir Next" w:cs="Avenir Next" w:eastAsia="Avenir Next"/>
                       <w:b/>
                       <w:color w:val="003A70"/>
-                      <w:sz w:val="19"/>
+                      <w:sz w:val="22"/>
                       <w:szCs w:val="19"/>
                     </w:rPr>
                     <w:t xml:space="preserve">D</w:t>
@@ -3588,7 +3594,7 @@
                     <w:rPr>
                       <w:rFonts w:ascii="Avenir Next" w:hAnsi="Avenir Next" w:cs="Avenir Next" w:eastAsia="Avenir Next"/>
                       <w:color w:val="1A1A1A"/>
-                      <w:sz w:val="19"/>
+                      <w:sz w:val="22"/>
                       <w:szCs w:val="19"/>
                     </w:rPr>
                     <w:t xml:space="preserve">neither</w:t>
@@ -3599,7 +3605,7 @@
           </w:tbl>
           <w:p>
             <w:pPr>
-              <w:spacing w:before="0" w:after="0" w:line="24" w:lineRule="auto"/>
+              <w:spacing w:before="0" w:after="0" w:line="50" w:lineRule="exact"/>
             </w:pPr>
           </w:p>
         </w:tc>
@@ -3607,11 +3613,12 @@
     </w:tbl>
     <w:p>
       <w:pPr>
-        <w:spacing w:before="0" w:after="0" w:line="20" w:lineRule="exact"/>
+        <w:spacing w:before="0" w:after="0" w:line="50" w:lineRule="exact"/>
       </w:pPr>
     </w:p>
     <w:p>
       <w:pPr>
+        <w:pStyle w:val="Heading2"/>
         <w:keepNext/>
         <w:pBdr>
           <w:bottom w:val="single" w:sz="8" w:space="3" w:color="003A70"/>
@@ -3627,7 +3634,7 @@
           <w:b/>
           <w:color w:val="003A70"/>
           <w:spacing w:val="14"/>
-          <w:sz w:val="19"/>
+          <w:sz w:val="22"/>
           <w:szCs w:val="19"/>
         </w:rPr>
         <w:t xml:space="preserve">SELF-CHECK CODE</w:t>
@@ -3646,7 +3653,7 @@
           <w:rFonts w:ascii="Avenir Next" w:hAnsi="Avenir Next" w:cs="Avenir Next" w:eastAsia="Avenir Next"/>
           <w:i/>
           <w:color w:val="5A5F66"/>
-          <w:sz w:val="17"/>
+          <w:sz w:val="22"/>
           <w:szCs w:val="17"/>
         </w:rPr>
         <w:t xml:space="preserve">find your answer · copy its letter into that problem’s box · spell a math word</w:t>
@@ -3705,7 +3712,7 @@
                 <w:rFonts w:ascii="Avenir Next" w:hAnsi="Avenir Next" w:cs="Avenir Next" w:eastAsia="Avenir Next"/>
                 <w:b/>
                 <w:color w:val="1A1A1A"/>
-                <w:sz w:val="18"/>
+                <w:sz w:val="22"/>
                 <w:szCs w:val="18"/>
               </w:rPr>
               <w:t xml:space="preserve">cups sold</w:t>
@@ -3721,7 +3728,7 @@
                 <w:rFonts w:ascii="Avenir Next" w:hAnsi="Avenir Next" w:cs="Avenir Next" w:eastAsia="Avenir Next"/>
                 <w:b/>
                 <w:color w:val="003A70"/>
-                <w:sz w:val="18"/>
+                <w:sz w:val="22"/>
                 <w:szCs w:val="18"/>
               </w:rPr>
               <w:t xml:space="preserve">D</w:t>
@@ -3744,7 +3751,7 @@
                 <w:rFonts w:ascii="Avenir Next" w:hAnsi="Avenir Next" w:cs="Avenir Next" w:eastAsia="Avenir Next"/>
                 <w:b/>
                 <w:color w:val="1A1A1A"/>
-                <w:sz w:val="18"/>
+                <w:sz w:val="22"/>
                 <w:szCs w:val="18"/>
               </w:rPr>
               <w:t xml:space="preserve">plants</w:t>
@@ -3760,7 +3767,7 @@
                 <w:rFonts w:ascii="Avenir Next" w:hAnsi="Avenir Next" w:cs="Avenir Next" w:eastAsia="Avenir Next"/>
                 <w:b/>
                 <w:color w:val="003A70"/>
-                <w:sz w:val="18"/>
+                <w:sz w:val="22"/>
                 <w:szCs w:val="18"/>
               </w:rPr>
               <w:t xml:space="preserve">Z</w:t>
@@ -3783,7 +3790,7 @@
                 <w:rFonts w:ascii="Avenir Next" w:hAnsi="Avenir Next" w:cs="Avenir Next" w:eastAsia="Avenir Next"/>
                 <w:b/>
                 <w:color w:val="1A1A1A"/>
-                <w:sz w:val="18"/>
+                <w:sz w:val="22"/>
                 <w:szCs w:val="18"/>
               </w:rPr>
               <w:t xml:space="preserve">gas</w:t>
@@ -3799,7 +3806,7 @@
                 <w:rFonts w:ascii="Avenir Next" w:hAnsi="Avenir Next" w:cs="Avenir Next" w:eastAsia="Avenir Next"/>
                 <w:b/>
                 <w:color w:val="003A70"/>
-                <w:sz w:val="18"/>
+                <w:sz w:val="22"/>
                 <w:szCs w:val="18"/>
               </w:rPr>
               <w:t xml:space="preserve">E</w:t>
@@ -3822,7 +3829,7 @@
                 <w:rFonts w:ascii="Avenir Next" w:hAnsi="Avenir Next" w:cs="Avenir Next" w:eastAsia="Avenir Next"/>
                 <w:b/>
                 <w:color w:val="1A1A1A"/>
-                <w:sz w:val="18"/>
+                <w:sz w:val="22"/>
                 <w:szCs w:val="18"/>
               </w:rPr>
               <w:t xml:space="preserve">leaves</w:t>
@@ -3838,7 +3845,7 @@
                 <w:rFonts w:ascii="Avenir Next" w:hAnsi="Avenir Next" w:cs="Avenir Next" w:eastAsia="Avenir Next"/>
                 <w:b/>
                 <w:color w:val="003A70"/>
-                <w:sz w:val="18"/>
+                <w:sz w:val="22"/>
                 <w:szCs w:val="18"/>
               </w:rPr>
               <w:t xml:space="preserve">E</w:t>
@@ -3861,7 +3868,7 @@
                 <w:rFonts w:ascii="Avenir Next" w:hAnsi="Avenir Next" w:cs="Avenir Next" w:eastAsia="Avenir Next"/>
                 <w:b/>
                 <w:color w:val="1A1A1A"/>
-                <w:sz w:val="18"/>
+                <w:sz w:val="22"/>
                 <w:szCs w:val="18"/>
               </w:rPr>
               <w:t xml:space="preserve">hours</w:t>
@@ -3877,7 +3884,7 @@
                 <w:rFonts w:ascii="Avenir Next" w:hAnsi="Avenir Next" w:cs="Avenir Next" w:eastAsia="Avenir Next"/>
                 <w:b/>
                 <w:color w:val="003A70"/>
-                <w:sz w:val="18"/>
+                <w:sz w:val="22"/>
                 <w:szCs w:val="18"/>
               </w:rPr>
               <w:t xml:space="preserve">N</w:t>
@@ -3900,7 +3907,7 @@
                 <w:rFonts w:ascii="Avenir Next" w:hAnsi="Avenir Next" w:cs="Avenir Next" w:eastAsia="Avenir Next"/>
                 <w:b/>
                 <w:color w:val="1A1A1A"/>
-                <w:sz w:val="18"/>
+                <w:sz w:val="22"/>
                 <w:szCs w:val="18"/>
               </w:rPr>
               <w:t xml:space="preserve">Disagree</w:t>
@@ -3916,7 +3923,7 @@
                 <w:rFonts w:ascii="Avenir Next" w:hAnsi="Avenir Next" w:cs="Avenir Next" w:eastAsia="Avenir Next"/>
                 <w:b/>
                 <w:color w:val="003A70"/>
-                <w:sz w:val="18"/>
+                <w:sz w:val="22"/>
                 <w:szCs w:val="18"/>
               </w:rPr>
               <w:t xml:space="preserve">Q</w:t>
@@ -3939,7 +3946,7 @@
                 <w:rFonts w:ascii="Avenir Next" w:hAnsi="Avenir Next" w:cs="Avenir Next" w:eastAsia="Avenir Next"/>
                 <w:b/>
                 <w:color w:val="1A1A1A"/>
-                <w:sz w:val="18"/>
+                <w:sz w:val="22"/>
                 <w:szCs w:val="18"/>
               </w:rPr>
               <w:t xml:space="preserve">phone</w:t>
@@ -3955,7 +3962,7 @@
                 <w:rFonts w:ascii="Avenir Next" w:hAnsi="Avenir Next" w:cs="Avenir Next" w:eastAsia="Avenir Next"/>
                 <w:b/>
                 <w:color w:val="003A70"/>
-                <w:sz w:val="18"/>
+                <w:sz w:val="22"/>
                 <w:szCs w:val="18"/>
               </w:rPr>
               <w:t xml:space="preserve">J</w:t>
@@ -3978,7 +3985,7 @@
                 <w:rFonts w:ascii="Avenir Next" w:hAnsi="Avenir Next" w:cs="Avenir Next" w:eastAsia="Avenir Next"/>
                 <w:b/>
                 <w:color w:val="1A1A1A"/>
-                <w:sz w:val="18"/>
+                <w:sz w:val="22"/>
                 <w:szCs w:val="18"/>
               </w:rPr>
               <w:t xml:space="preserve">battery</w:t>
@@ -3994,7 +4001,7 @@
                 <w:rFonts w:ascii="Avenir Next" w:hAnsi="Avenir Next" w:cs="Avenir Next" w:eastAsia="Avenir Next"/>
                 <w:b/>
                 <w:color w:val="003A70"/>
-                <w:sz w:val="18"/>
+                <w:sz w:val="22"/>
                 <w:szCs w:val="18"/>
               </w:rPr>
               <w:t xml:space="preserve">D</w:t>
@@ -4017,7 +4024,7 @@
                 <w:rFonts w:ascii="Avenir Next" w:hAnsi="Avenir Next" w:cs="Avenir Next" w:eastAsia="Avenir Next"/>
                 <w:b/>
                 <w:color w:val="1A1A1A"/>
-                <w:sz w:val="18"/>
+                <w:sz w:val="22"/>
                 <w:szCs w:val="18"/>
               </w:rPr>
               <w:t xml:space="preserve">lawns</w:t>
@@ -4033,7 +4040,7 @@
                 <w:rFonts w:ascii="Avenir Next" w:hAnsi="Avenir Next" w:cs="Avenir Next" w:eastAsia="Avenir Next"/>
                 <w:b/>
                 <w:color w:val="003A70"/>
-                <w:sz w:val="18"/>
+                <w:sz w:val="22"/>
                 <w:szCs w:val="18"/>
               </w:rPr>
               <w:t xml:space="preserve">X</w:t>
@@ -4056,7 +4063,7 @@
                 <w:rFonts w:ascii="Avenir Next" w:hAnsi="Avenir Next" w:cs="Avenir Next" w:eastAsia="Avenir Next"/>
                 <w:b/>
                 <w:color w:val="1A1A1A"/>
-                <w:sz w:val="18"/>
+                <w:sz w:val="22"/>
                 <w:szCs w:val="18"/>
               </w:rPr>
               <w:t xml:space="preserve">Agree</w:t>
@@ -4072,7 +4079,7 @@
                 <w:rFonts w:ascii="Avenir Next" w:hAnsi="Avenir Next" w:cs="Avenir Next" w:eastAsia="Avenir Next"/>
                 <w:b/>
                 <w:color w:val="003A70"/>
-                <w:sz w:val="18"/>
+                <w:sz w:val="22"/>
                 <w:szCs w:val="18"/>
               </w:rPr>
               <w:t xml:space="preserve">P</w:t>
@@ -4083,7 +4090,7 @@
     </w:tbl>
     <w:p>
       <w:pPr>
-        <w:spacing w:before="0" w:after="0" w:line="60" w:lineRule="auto"/>
+        <w:spacing w:before="0" w:after="0" w:line="50" w:lineRule="exact"/>
       </w:pPr>
     </w:p>
     <w:tbl>
@@ -4250,7 +4257,7 @@
     </w:tbl>
     <w:p>
       <w:pPr>
-        <w:spacing w:before="0" w:after="0" w:line="40" w:lineRule="auto"/>
+        <w:spacing w:before="0" w:after="0" w:line="50" w:lineRule="exact"/>
       </w:pPr>
     </w:p>
     <w:tbl>
@@ -4292,6 +4299,7 @@
           </w:tcPr>
           <w:p>
             <w:pPr>
+              <w:pStyle w:val="Heading2"/>
               <w:spacing w:before="0" w:after="0" w:line="240" w:lineRule="auto"/>
             </w:pPr>
             <w:r>
@@ -4329,7 +4337,7 @@
               <w:rPr>
                 <w:rFonts w:ascii="Avenir Next" w:hAnsi="Avenir Next" w:cs="Avenir Next" w:eastAsia="Avenir Next"/>
                 <w:color w:val="1A1A1A"/>
-                <w:sz w:val="17"/>
+                <w:sz w:val="22"/>
                 <w:szCs w:val="17"/>
               </w:rPr>
               <w:t xml:space="preserve">  I can do this on my own</w:t>
@@ -4358,7 +4366,7 @@
               <w:rPr>
                 <w:rFonts w:ascii="Avenir Next" w:hAnsi="Avenir Next" w:cs="Avenir Next" w:eastAsia="Avenir Next"/>
                 <w:color w:val="1A1A1A"/>
-                <w:sz w:val="17"/>
+                <w:sz w:val="22"/>
                 <w:szCs w:val="17"/>
               </w:rPr>
               <w:t xml:space="preserve">  I need a little help</w:t>
@@ -4387,7 +4395,7 @@
               <w:rPr>
                 <w:rFonts w:ascii="Avenir Next" w:hAnsi="Avenir Next" w:cs="Avenir Next" w:eastAsia="Avenir Next"/>
                 <w:color w:val="1A1A1A"/>
-                <w:sz w:val="17"/>
+                <w:sz w:val="22"/>
                 <w:szCs w:val="17"/>
               </w:rPr>
               <w:t xml:space="preserve">  I have a question about #</w:t>
@@ -4408,7 +4416,7 @@
     </w:tbl>
     <w:p>
       <w:pPr>
-        <w:spacing w:before="0" w:after="0" w:line="20" w:lineRule="exact"/>
+        <w:spacing w:before="0" w:after="0" w:line="50" w:lineRule="exact"/>
       </w:pPr>
     </w:p>
     <w:sectPr>
@@ -4494,7 +4502,106 @@
               <w:sz w:val="15"/>
               <w:szCs w:val="15"/>
             </w:rPr>
-            <w:t xml:space="preserve">Lesson 9-1  ·  Session 1  ·  Practice Form B</w:t>
+            <w:t xml:space="preserve">9-1 · Page </w:t>
+          </w:r>
+          <w:r>
+            <w:rPr>
+              <w:rFonts w:ascii="Avenir Next" w:hAnsi="Avenir Next" w:cs="Avenir Next" w:eastAsia="Avenir Next"/>
+              <w:color w:val="5A5F66"/>
+              <w:sz w:val="15"/>
+              <w:szCs w:val="15"/>
+            </w:rPr>
+            <w:fldChar w:fldCharType="begin"/>
+          </w:r>
+          <w:r>
+            <w:rPr>
+              <w:rFonts w:ascii="Avenir Next" w:hAnsi="Avenir Next" w:cs="Avenir Next" w:eastAsia="Avenir Next"/>
+              <w:color w:val="5A5F66"/>
+              <w:sz w:val="15"/>
+              <w:szCs w:val="15"/>
+            </w:rPr>
+            <w:instrText xml:space="preserve"> PAGE </w:instrText>
+          </w:r>
+          <w:r>
+            <w:rPr>
+              <w:rFonts w:ascii="Avenir Next" w:hAnsi="Avenir Next" w:cs="Avenir Next" w:eastAsia="Avenir Next"/>
+              <w:color w:val="5A5F66"/>
+              <w:sz w:val="15"/>
+              <w:szCs w:val="15"/>
+            </w:rPr>
+            <w:fldChar w:fldCharType="separate"/>
+          </w:r>
+          <w:r>
+            <w:rPr>
+              <w:rFonts w:ascii="Avenir Next" w:hAnsi="Avenir Next" w:cs="Avenir Next" w:eastAsia="Avenir Next"/>
+              <w:color w:val="5A5F66"/>
+              <w:sz w:val="15"/>
+              <w:szCs w:val="15"/>
+            </w:rPr>
+            <w:t xml:space="preserve">1</w:t>
+          </w:r>
+          <w:r>
+            <w:rPr>
+              <w:rFonts w:ascii="Avenir Next" w:hAnsi="Avenir Next" w:cs="Avenir Next" w:eastAsia="Avenir Next"/>
+              <w:color w:val="5A5F66"/>
+              <w:sz w:val="15"/>
+              <w:szCs w:val="15"/>
+            </w:rPr>
+            <w:fldChar w:fldCharType="end"/>
+          </w:r>
+          <w:r>
+            <w:rPr>
+              <w:rFonts w:ascii="Avenir Next" w:hAnsi="Avenir Next" w:cs="Avenir Next" w:eastAsia="Avenir Next"/>
+              <w:color w:val="5A5F66"/>
+              <w:sz w:val="15"/>
+              <w:szCs w:val="15"/>
+            </w:rPr>
+            <w:t xml:space="preserve"> of </w:t>
+          </w:r>
+          <w:r>
+            <w:rPr>
+              <w:rFonts w:ascii="Avenir Next" w:hAnsi="Avenir Next" w:cs="Avenir Next" w:eastAsia="Avenir Next"/>
+              <w:color w:val="5A5F66"/>
+              <w:sz w:val="15"/>
+              <w:szCs w:val="15"/>
+            </w:rPr>
+            <w:fldChar w:fldCharType="begin"/>
+          </w:r>
+          <w:r>
+            <w:rPr>
+              <w:rFonts w:ascii="Avenir Next" w:hAnsi="Avenir Next" w:cs="Avenir Next" w:eastAsia="Avenir Next"/>
+              <w:color w:val="5A5F66"/>
+              <w:sz w:val="15"/>
+              <w:szCs w:val="15"/>
+            </w:rPr>
+            <w:instrText xml:space="preserve"> NUMPAGES </w:instrText>
+          </w:r>
+          <w:r>
+            <w:rPr>
+              <w:rFonts w:ascii="Avenir Next" w:hAnsi="Avenir Next" w:cs="Avenir Next" w:eastAsia="Avenir Next"/>
+              <w:color w:val="5A5F66"/>
+              <w:sz w:val="15"/>
+              <w:szCs w:val="15"/>
+            </w:rPr>
+            <w:fldChar w:fldCharType="separate"/>
+          </w:r>
+          <w:r>
+            <w:rPr>
+              <w:rFonts w:ascii="Avenir Next" w:hAnsi="Avenir Next" w:cs="Avenir Next" w:eastAsia="Avenir Next"/>
+              <w:color w:val="5A5F66"/>
+              <w:sz w:val="15"/>
+              <w:szCs w:val="15"/>
+            </w:rPr>
+            <w:t xml:space="preserve">1</w:t>
+          </w:r>
+          <w:r>
+            <w:rPr>
+              <w:rFonts w:ascii="Avenir Next" w:hAnsi="Avenir Next" w:cs="Avenir Next" w:eastAsia="Avenir Next"/>
+              <w:color w:val="5A5F66"/>
+              <w:sz w:val="15"/>
+              <w:szCs w:val="15"/>
+            </w:rPr>
+            <w:fldChar w:fldCharType="end"/>
           </w:r>
         </w:p>
       </w:tc>
@@ -4537,5 +4644,23 @@
       </w:tblCellMar>
     </w:tblPr>
   </w:style>
+  <w:style w:type="paragraph" w:styleId="Heading1">
+    <w:name w:val="heading 1"/>
+    <w:basedOn w:val="Normal"/>
+    <w:pPr>
+      <w:outlineLvl w:val="0"/>
+      <w:keepNext w:val="0"/>
+      <w:keepLines w:val="0"/>
+    </w:pPr>
+  </w:style>
+  <w:style w:type="paragraph" w:styleId="Heading2">
+    <w:name w:val="heading 2"/>
+    <w:basedOn w:val="Normal"/>
+    <w:pPr>
+      <w:outlineLvl w:val="1"/>
+      <w:keepNext w:val="0"/>
+      <w:keepLines w:val="0"/>
+    </w:pPr>
+  </w:style>
 </w:styles>
 </file>